--- a/word/Capsula_04_Diferencia_entre_recursos_y_actividades.docx
+++ b/word/Capsula_04_Diferencia_entre_recursos_y_actividades.docx
@@ -2,6 +2,52 @@
 <file path=word/document.xml><?xml version="1.0" encoding="utf-8"?>
 <w:document xmlns:wpc="http://schemas.microsoft.com/office/word/2010/wordprocessingCanvas" xmlns:mc="http://schemas.openxmlformats.org/markup-compatibility/2006" xmlns:o="urn:schemas-microsoft-com:office:office" xmlns:r="http://schemas.openxmlformats.org/officeDocument/2006/relationships" xmlns:m="http://schemas.openxmlformats.org/officeDocument/2006/math" xmlns:v="urn:schemas-microsoft-com:vml" xmlns:wp14="http://schemas.microsoft.com/office/word/2010/wordprocessingDrawing" xmlns:wp="http://schemas.openxmlformats.org/drawingml/2006/wordprocessingDrawing" xmlns:w10="urn:schemas-microsoft-com:office:word" xmlns:w="http://schemas.openxmlformats.org/wordprocessingml/2006/main" xmlns:w14="http://schemas.microsoft.com/office/word/2010/wordml" xmlns:w15="http://schemas.microsoft.com/office/word/2012/wordml" xmlns:wpg="http://schemas.microsoft.com/office/word/2010/wordprocessingGroup" xmlns:wpi="http://schemas.microsoft.com/office/word/2010/wordprocessingInk" xmlns:wne="http://schemas.microsoft.com/office/word/2006/wordml" xmlns:wps="http://schemas.microsoft.com/office/word/2010/wordprocessingShape" xmlns:cx="http://schemas.microsoft.com/office/drawing/2014/chartex" xmlns:cx1="http://schemas.microsoft.com/office/drawing/2015/9/8/chartex" xmlns:cx2="http://schemas.microsoft.com/office/drawing/2015/10/21/chartex" xmlns:cx3="http://schemas.microsoft.com/office/drawing/2016/5/9/chartex" xmlns:cx4="http://schemas.microsoft.com/office/drawing/2016/5/10/chartex" xmlns:cx5="http://schemas.microsoft.com/office/drawing/2016/5/11/chartex" xmlns:cx6="http://schemas.microsoft.com/office/drawing/2016/5/12/chartex" xmlns:cx7="http://schemas.microsoft.com/office/drawing/2016/5/13/chartex" xmlns:cx8="http://schemas.microsoft.com/office/drawing/2016/5/14/chartex" xmlns:aink="http://schemas.microsoft.com/office/drawing/2016/ink" xmlns:am3d="http://schemas.microsoft.com/office/drawing/2017/model3d" xmlns:w16cex="http://schemas.microsoft.com/office/word/2018/wordml/cex" xmlns:w16cid="http://schemas.microsoft.com/office/word/2016/wordml/cid" xmlns:w16="http://schemas.microsoft.com/office/word/2018/wordml" xmlns:w16sdtdh="http://schemas.microsoft.com/office/word/2020/wordml/sdtdatahash" xmlns:w16se="http://schemas.microsoft.com/office/word/2015/wordml/symex" mc:Ignorable="w14 w15 wp14">
   <w:body>
+    <w:p>
+      <w:pPr>
+        <w:spacing w:after="200"/>
+        <w:jc w:val="center"/>
+      </w:pPr>
+      <w:r>
+        <w:drawing>
+          <wp:inline distT="0" distB="0" distL="0" distR="0">
+            <wp:extent cx="5143500" cy="914400"/>
+            <wp:effectExtent t="0" r="0" b="0" l="0"/>
+            <wp:docPr id="4" name="logos" descr="Universidad de San Buenaventura, Acreditación Institucional Multicampus de Alta Calidad y CEA" title="Logos institucionales"/>
+            <wp:cNvGraphicFramePr>
+              <a:graphicFrameLocks xmlns:a="http://schemas.openxmlformats.org/drawingml/2006/main" noChangeAspect="1"/>
+            </wp:cNvGraphicFramePr>
+            <a:graphic xmlns:a="http://schemas.openxmlformats.org/drawingml/2006/main">
+              <a:graphicData uri="http://schemas.openxmlformats.org/drawingml/2006/picture">
+                <pic:pic xmlns:pic="http://schemas.openxmlformats.org/drawingml/2006/picture">
+                  <pic:nvPicPr>
+                    <pic:cNvPr id="0" name="" descr=""/>
+                    <pic:cNvPicPr>
+                      <a:picLocks noChangeAspect="1" noChangeArrowheads="1"/>
+                    </pic:cNvPicPr>
+                  </pic:nvPicPr>
+                  <pic:blipFill>
+                    <a:blip r:embed="rId9" cstate="none"/>
+                    <a:srcRect/>
+                    <a:stretch>
+                      <a:fillRect/>
+                    </a:stretch>
+                  </pic:blipFill>
+                  <pic:spPr bwMode="auto">
+                    <a:xfrm>
+                      <a:off x="0" y="0"/>
+                      <a:ext cx="5143500" cy="914400"/>
+                    </a:xfrm>
+                    <a:prstGeom prst="rect">
+                      <a:avLst/>
+                    </a:prstGeom>
+                  </pic:spPr>
+                </pic:pic>
+              </a:graphicData>
+            </a:graphic>
+          </wp:inline>
+        </w:drawing>
+      </w:r>
+    </w:p>
     <w:tbl>
       <w:tblPr>
         <w:tblW w:type="dxa" w:w="10080"/>
@@ -28,7 +74,7 @@
               <w:bottom w:val="none" w:color="FFFFFF" w:sz="0"/>
               <w:right w:val="none" w:color="FFFFFF" w:sz="0"/>
             </w:tcBorders>
-            <w:shd w:fill="0F766E" w:color="auto" w:val="clear"/>
+            <w:shd w:fill="0A4A92" w:color="auto" w:val="clear"/>
             <w:tcMar>
               <w:top w:type="dxa" w:w="360"/>
               <w:left w:type="dxa" w:w="360"/>
@@ -72,6 +118,14 @@
         </w:tc>
       </w:tr>
     </w:tbl>
+    <w:p>
+      <w:pPr>
+        <w:pBdr>
+          <w:top w:val="single" w:color="EF7D00" w:sz="36" w:space="0"/>
+        </w:pBdr>
+        <w:spacing w:after="0"/>
+      </w:pPr>
+    </w:p>
     <w:tbl>
       <w:tblPr>
         <w:tblW w:type="dxa" w:w="10080"/>
@@ -81,7 +135,7 @@
           <w:bottom w:val="none" w:color="FFFFFF" w:sz="0"/>
           <w:right w:val="none" w:color="FFFFFF" w:sz="0"/>
           <w:insideH w:val="none" w:color="FFFFFF" w:sz="0"/>
-          <w:insideV w:val="single" w:color="E5E7EB" w:sz="4"/>
+          <w:insideV w:val="single" w:color="E2E2DF" w:sz="4"/>
         </w:tblBorders>
         <w:tblLayout w:type="fixed"/>
       </w:tblPr>
@@ -95,7 +149,7 @@
         <w:tc>
           <w:tcPr>
             <w:tcW w:type="dxa" w:w="2520"/>
-            <w:shd w:fill="E7F5F2" w:color="auto" w:val="clear"/>
+            <w:shd w:fill="E8EEF7" w:color="auto" w:val="clear"/>
             <w:tcMar>
               <w:top w:type="dxa" w:w="140"/>
               <w:left w:type="dxa" w:w="200"/>
@@ -112,7 +166,7 @@
                 <w:rFonts w:ascii="Calibri" w:cs="Calibri" w:eastAsia="Calibri" w:hAnsi="Calibri"/>
                 <w:b/>
                 <w:bCs/>
-                <w:color w:val="4B5563"/>
+                <w:color w:val="5C5C5A"/>
                 <w:spacing w:val="20"/>
                 <w:sz w:val="15"/>
                 <w:szCs w:val="15"/>
@@ -126,7 +180,7 @@
                 <w:rFonts w:ascii="Calibri" w:cs="Calibri" w:eastAsia="Calibri" w:hAnsi="Calibri"/>
                 <w:b/>
                 <w:bCs/>
-                <w:color w:val="1F2937"/>
+                <w:color w:val="1D1D1B"/>
                 <w:sz w:val="20"/>
                 <w:szCs w:val="20"/>
               </w:rPr>
@@ -137,7 +191,7 @@
         <w:tc>
           <w:tcPr>
             <w:tcW w:type="dxa" w:w="2520"/>
-            <w:shd w:fill="E7F5F2" w:color="auto" w:val="clear"/>
+            <w:shd w:fill="E8EEF7" w:color="auto" w:val="clear"/>
             <w:tcMar>
               <w:top w:type="dxa" w:w="140"/>
               <w:left w:type="dxa" w:w="200"/>
@@ -154,7 +208,7 @@
                 <w:rFonts w:ascii="Calibri" w:cs="Calibri" w:eastAsia="Calibri" w:hAnsi="Calibri"/>
                 <w:b/>
                 <w:bCs/>
-                <w:color w:val="4B5563"/>
+                <w:color w:val="5C5C5A"/>
                 <w:spacing w:val="20"/>
                 <w:sz w:val="15"/>
                 <w:szCs w:val="15"/>
@@ -168,7 +222,7 @@
                 <w:rFonts w:ascii="Calibri" w:cs="Calibri" w:eastAsia="Calibri" w:hAnsi="Calibri"/>
                 <w:b/>
                 <w:bCs/>
-                <w:color w:val="1F2937"/>
+                <w:color w:val="1D1D1B"/>
                 <w:sz w:val="20"/>
                 <w:szCs w:val="20"/>
               </w:rPr>
@@ -179,7 +233,7 @@
         <w:tc>
           <w:tcPr>
             <w:tcW w:type="dxa" w:w="2520"/>
-            <w:shd w:fill="E7F5F2" w:color="auto" w:val="clear"/>
+            <w:shd w:fill="E8EEF7" w:color="auto" w:val="clear"/>
             <w:tcMar>
               <w:top w:type="dxa" w:w="140"/>
               <w:left w:type="dxa" w:w="200"/>
@@ -196,7 +250,7 @@
                 <w:rFonts w:ascii="Calibri" w:cs="Calibri" w:eastAsia="Calibri" w:hAnsi="Calibri"/>
                 <w:b/>
                 <w:bCs/>
-                <w:color w:val="4B5563"/>
+                <w:color w:val="5C5C5A"/>
                 <w:spacing w:val="20"/>
                 <w:sz w:val="15"/>
                 <w:szCs w:val="15"/>
@@ -210,7 +264,7 @@
                 <w:rFonts w:ascii="Calibri" w:cs="Calibri" w:eastAsia="Calibri" w:hAnsi="Calibri"/>
                 <w:b/>
                 <w:bCs/>
-                <w:color w:val="1F2937"/>
+                <w:color w:val="1D1D1B"/>
                 <w:sz w:val="20"/>
                 <w:szCs w:val="20"/>
               </w:rPr>
@@ -221,7 +275,7 @@
         <w:tc>
           <w:tcPr>
             <w:tcW w:type="dxa" w:w="2520"/>
-            <w:shd w:fill="E7F5F2" w:color="auto" w:val="clear"/>
+            <w:shd w:fill="E8EEF7" w:color="auto" w:val="clear"/>
             <w:tcMar>
               <w:top w:type="dxa" w:w="140"/>
               <w:left w:type="dxa" w:w="200"/>
@@ -238,7 +292,7 @@
                 <w:rFonts w:ascii="Calibri" w:cs="Calibri" w:eastAsia="Calibri" w:hAnsi="Calibri"/>
                 <w:b/>
                 <w:bCs/>
-                <w:color w:val="4B5563"/>
+                <w:color w:val="5C5C5A"/>
                 <w:spacing w:val="20"/>
                 <w:sz w:val="15"/>
                 <w:szCs w:val="15"/>
@@ -252,7 +306,7 @@
                 <w:rFonts w:ascii="Calibri" w:cs="Calibri" w:eastAsia="Calibri" w:hAnsi="Calibri"/>
                 <w:b/>
                 <w:bCs/>
-                <w:color w:val="1F2937"/>
+                <w:color w:val="1D1D1B"/>
                 <w:sz w:val="20"/>
                 <w:szCs w:val="20"/>
               </w:rPr>
@@ -272,7 +326,7 @@
         <w:pStyle w:val="Heading1"/>
         <w:keepNext/>
         <w:pBdr>
-          <w:bottom w:val="single" w:color="0F766E" w:sz="8" w:space="4"/>
+          <w:bottom w:val="single" w:color="0A4A92" w:sz="18" w:space="4"/>
         </w:pBdr>
         <w:spacing w:after="160" w:before="360"/>
       </w:pPr>
@@ -281,11 +335,11 @@
           <w:rFonts w:ascii="Calibri" w:cs="Calibri" w:eastAsia="Calibri" w:hAnsi="Calibri"/>
           <w:b/>
           <w:bCs/>
-          <w:color w:val="0F766E"/>
-          <w:sz w:val="30"/>
-          <w:szCs w:val="30"/>
-        </w:rPr>
-        <w:t xml:space="preserve">¿Qué lograrás?</w:t>
+          <w:color w:val="1D1D1B"/>
+          <w:sz w:val="28"/>
+          <w:szCs w:val="28"/>
+        </w:rPr>
+        <w:t xml:space="preserve">¿QUÉ LOGRARÁS?</w:t>
       </w:r>
     </w:p>
     <w:tbl>
@@ -310,11 +364,11 @@
             <w:tcW w:type="dxa" w:w="10080"/>
             <w:tcBorders>
               <w:top w:val="none" w:color="FFFFFF" w:sz="0"/>
-              <w:left w:val="single" w:color="0F766E" w:sz="24"/>
+              <w:left w:val="single" w:color="0A4A92" w:sz="24"/>
               <w:bottom w:val="none" w:color="FFFFFF" w:sz="0"/>
               <w:right w:val="none" w:color="FFFFFF" w:sz="0"/>
             </w:tcBorders>
-            <w:shd w:fill="E7F5F2" w:color="auto" w:val="clear"/>
+            <w:shd w:fill="E8EEF7" w:color="auto" w:val="clear"/>
             <w:tcMar>
               <w:top w:type="dxa" w:w="160"/>
               <w:left w:type="dxa" w:w="240"/>
@@ -331,7 +385,7 @@
                 <w:rFonts w:ascii="Calibri" w:cs="Calibri" w:eastAsia="Calibri" w:hAnsi="Calibri"/>
                 <w:b/>
                 <w:bCs/>
-                <w:color w:val="0F766E"/>
+                <w:color w:val="0A4A92"/>
                 <w:spacing w:val="20"/>
                 <w:sz w:val="17"/>
                 <w:szCs w:val="17"/>
@@ -346,7 +400,7 @@
             <w:r>
               <w:rPr>
                 <w:rFonts w:ascii="Calibri" w:cs="Calibri" w:eastAsia="Calibri" w:hAnsi="Calibri"/>
-                <w:color w:val="1F2937"/>
+                <w:color w:val="1D1D1B"/>
                 <w:sz w:val="23"/>
                 <w:szCs w:val="23"/>
               </w:rPr>
@@ -366,7 +420,7 @@
         <w:pStyle w:val="Heading1"/>
         <w:keepNext/>
         <w:pBdr>
-          <w:bottom w:val="single" w:color="0F766E" w:sz="8" w:space="4"/>
+          <w:bottom w:val="single" w:color="0A4A92" w:sz="18" w:space="4"/>
         </w:pBdr>
         <w:spacing w:after="160" w:before="360"/>
       </w:pPr>
@@ -375,11 +429,11 @@
           <w:rFonts w:ascii="Calibri" w:cs="Calibri" w:eastAsia="Calibri" w:hAnsi="Calibri"/>
           <w:b/>
           <w:bCs/>
-          <w:color w:val="0F766E"/>
-          <w:sz w:val="30"/>
-          <w:szCs w:val="30"/>
-        </w:rPr>
-        <w:t xml:space="preserve">Para empezar</w:t>
+          <w:color w:val="1D1D1B"/>
+          <w:sz w:val="28"/>
+          <w:szCs w:val="28"/>
+        </w:rPr>
+        <w:t xml:space="preserve">PARA EMPEZAR</w:t>
       </w:r>
     </w:p>
     <w:p>
@@ -389,7 +443,7 @@
       <w:r>
         <w:rPr>
           <w:rFonts w:ascii="Calibri" w:cs="Calibri" w:eastAsia="Calibri" w:hAnsi="Calibri"/>
-          <w:color w:val="1F2937"/>
+          <w:color w:val="1D1D1B"/>
           <w:sz w:val="22"/>
           <w:szCs w:val="22"/>
         </w:rPr>
@@ -403,7 +457,7 @@
       <w:r>
         <w:rPr>
           <w:rFonts w:ascii="Calibri" w:cs="Calibri" w:eastAsia="Calibri" w:hAnsi="Calibri"/>
-          <w:color w:val="1F2937"/>
+          <w:color w:val="1D1D1B"/>
           <w:sz w:val="22"/>
           <w:szCs w:val="22"/>
         </w:rPr>
@@ -421,7 +475,7 @@
           <w:rFonts w:ascii="Calibri" w:cs="Calibri" w:eastAsia="Calibri" w:hAnsi="Calibri"/>
           <w:b/>
           <w:bCs/>
-          <w:color w:val="1F2937"/>
+          <w:color w:val="1D1D1B"/>
           <w:sz w:val="23"/>
           <w:szCs w:val="23"/>
         </w:rPr>
@@ -440,7 +494,7 @@
       <w:r>
         <w:rPr>
           <w:rFonts w:ascii="Calibri" w:cs="Calibri" w:eastAsia="Calibri" w:hAnsi="Calibri"/>
-          <w:color w:val="1F2937"/>
+          <w:color w:val="1D1D1B"/>
           <w:sz w:val="22"/>
           <w:szCs w:val="22"/>
         </w:rPr>
@@ -459,7 +513,7 @@
       <w:r>
         <w:rPr>
           <w:rFonts w:ascii="Calibri" w:cs="Calibri" w:eastAsia="Calibri" w:hAnsi="Calibri"/>
-          <w:color w:val="1F2937"/>
+          <w:color w:val="1D1D1B"/>
           <w:sz w:val="22"/>
           <w:szCs w:val="22"/>
         </w:rPr>
@@ -471,7 +525,7 @@
         <w:pStyle w:val="Heading1"/>
         <w:keepNext/>
         <w:pBdr>
-          <w:bottom w:val="single" w:color="0F766E" w:sz="8" w:space="4"/>
+          <w:bottom w:val="single" w:color="0A4A92" w:sz="18" w:space="4"/>
         </w:pBdr>
         <w:spacing w:after="160" w:before="360"/>
       </w:pPr>
@@ -480,11 +534,11 @@
           <w:rFonts w:ascii="Calibri" w:cs="Calibri" w:eastAsia="Calibri" w:hAnsi="Calibri"/>
           <w:b/>
           <w:bCs/>
-          <w:color w:val="0F766E"/>
-          <w:sz w:val="30"/>
-          <w:szCs w:val="30"/>
-        </w:rPr>
-        <w:t xml:space="preserve">Paso a paso</w:t>
+          <w:color w:val="1D1D1B"/>
+          <w:sz w:val="28"/>
+          <w:szCs w:val="28"/>
+        </w:rPr>
+        <w:t xml:space="preserve">PASO A PASO</w:t>
       </w:r>
     </w:p>
     <w:p>
@@ -492,9 +546,9 @@
         <w:pStyle w:val="Heading2"/>
         <w:keepNext/>
         <w:pBdr>
-          <w:left w:val="single" w:color="0F766E" w:sz="24" w:space="8"/>
+          <w:left w:val="single" w:color="0A4A92" w:sz="36" w:space="8"/>
         </w:pBdr>
-        <w:shd w:fill="E7F5F2" w:color="auto" w:val="clear"/>
+        <w:shd w:fill="E8EEF7" w:color="auto" w:val="clear"/>
         <w:spacing w:after="100" w:before="280"/>
         <w:ind w:left="160"/>
       </w:pPr>
@@ -503,7 +557,7 @@
           <w:rFonts w:ascii="Calibri" w:cs="Calibri" w:eastAsia="Calibri" w:hAnsi="Calibri"/>
           <w:b/>
           <w:bCs/>
-          <w:color w:val="0F766E"/>
+          <w:color w:val="0A4A92"/>
           <w:spacing w:val="20"/>
           <w:sz w:val="18"/>
           <w:szCs w:val="18"/>
@@ -521,7 +575,7 @@
           <w:rFonts w:ascii="Calibri" w:cs="Calibri" w:eastAsia="Calibri" w:hAnsi="Calibri"/>
           <w:b/>
           <w:bCs/>
-          <w:color w:val="1F2937"/>
+          <w:color w:val="1D1D1B"/>
           <w:sz w:val="24"/>
           <w:szCs w:val="24"/>
         </w:rPr>
@@ -540,7 +594,7 @@
       <w:r>
         <w:rPr>
           <w:rFonts w:ascii="Calibri" w:cs="Calibri" w:eastAsia="Calibri" w:hAnsi="Calibri"/>
-          <w:color w:val="1F2937"/>
+          <w:color w:val="1D1D1B"/>
           <w:sz w:val="22"/>
           <w:szCs w:val="22"/>
         </w:rPr>
@@ -559,7 +613,7 @@
       <w:r>
         <w:rPr>
           <w:rFonts w:ascii="Calibri" w:cs="Calibri" w:eastAsia="Calibri" w:hAnsi="Calibri"/>
-          <w:color w:val="1F2937"/>
+          <w:color w:val="1D1D1B"/>
           <w:sz w:val="22"/>
           <w:szCs w:val="22"/>
         </w:rPr>
@@ -578,7 +632,7 @@
       <w:r>
         <w:rPr>
           <w:rFonts w:ascii="Calibri" w:cs="Calibri" w:eastAsia="Calibri" w:hAnsi="Calibri"/>
-          <w:color w:val="1F2937"/>
+          <w:color w:val="1D1D1B"/>
           <w:sz w:val="22"/>
           <w:szCs w:val="22"/>
         </w:rPr>
@@ -590,9 +644,9 @@
         <w:pStyle w:val="Heading2"/>
         <w:keepNext/>
         <w:pBdr>
-          <w:left w:val="single" w:color="0F766E" w:sz="24" w:space="8"/>
+          <w:left w:val="single" w:color="0A4A92" w:sz="36" w:space="8"/>
         </w:pBdr>
-        <w:shd w:fill="E7F5F2" w:color="auto" w:val="clear"/>
+        <w:shd w:fill="E8EEF7" w:color="auto" w:val="clear"/>
         <w:spacing w:after="100" w:before="280"/>
         <w:ind w:left="160"/>
       </w:pPr>
@@ -601,7 +655,7 @@
           <w:rFonts w:ascii="Calibri" w:cs="Calibri" w:eastAsia="Calibri" w:hAnsi="Calibri"/>
           <w:b/>
           <w:bCs/>
-          <w:color w:val="0F766E"/>
+          <w:color w:val="0A4A92"/>
           <w:spacing w:val="20"/>
           <w:sz w:val="18"/>
           <w:szCs w:val="18"/>
@@ -619,7 +673,7 @@
           <w:rFonts w:ascii="Calibri" w:cs="Calibri" w:eastAsia="Calibri" w:hAnsi="Calibri"/>
           <w:b/>
           <w:bCs/>
-          <w:color w:val="1F2937"/>
+          <w:color w:val="1D1D1B"/>
           <w:sz w:val="24"/>
           <w:szCs w:val="24"/>
         </w:rPr>
@@ -638,7 +692,7 @@
       <w:r>
         <w:rPr>
           <w:rFonts w:ascii="Calibri" w:cs="Calibri" w:eastAsia="Calibri" w:hAnsi="Calibri"/>
-          <w:color w:val="1F2937"/>
+          <w:color w:val="1D1D1B"/>
           <w:sz w:val="22"/>
           <w:szCs w:val="22"/>
         </w:rPr>
@@ -657,7 +711,7 @@
       <w:r>
         <w:rPr>
           <w:rFonts w:ascii="Calibri" w:cs="Calibri" w:eastAsia="Calibri" w:hAnsi="Calibri"/>
-          <w:color w:val="1F2937"/>
+          <w:color w:val="1D1D1B"/>
           <w:sz w:val="22"/>
           <w:szCs w:val="22"/>
         </w:rPr>
@@ -669,9 +723,9 @@
         <w:pStyle w:val="Heading2"/>
         <w:keepNext/>
         <w:pBdr>
-          <w:left w:val="single" w:color="0F766E" w:sz="24" w:space="8"/>
+          <w:left w:val="single" w:color="0A4A92" w:sz="36" w:space="8"/>
         </w:pBdr>
-        <w:shd w:fill="E7F5F2" w:color="auto" w:val="clear"/>
+        <w:shd w:fill="E8EEF7" w:color="auto" w:val="clear"/>
         <w:spacing w:after="100" w:before="280"/>
         <w:ind w:left="160"/>
       </w:pPr>
@@ -680,7 +734,7 @@
           <w:rFonts w:ascii="Calibri" w:cs="Calibri" w:eastAsia="Calibri" w:hAnsi="Calibri"/>
           <w:b/>
           <w:bCs/>
-          <w:color w:val="0F766E"/>
+          <w:color w:val="0A4A92"/>
           <w:spacing w:val="20"/>
           <w:sz w:val="18"/>
           <w:szCs w:val="18"/>
@@ -698,7 +752,7 @@
           <w:rFonts w:ascii="Calibri" w:cs="Calibri" w:eastAsia="Calibri" w:hAnsi="Calibri"/>
           <w:b/>
           <w:bCs/>
-          <w:color w:val="1F2937"/>
+          <w:color w:val="1D1D1B"/>
           <w:sz w:val="24"/>
           <w:szCs w:val="24"/>
         </w:rPr>
@@ -717,7 +771,7 @@
       <w:r>
         <w:rPr>
           <w:rFonts w:ascii="Calibri" w:cs="Calibri" w:eastAsia="Calibri" w:hAnsi="Calibri"/>
-          <w:color w:val="1F2937"/>
+          <w:color w:val="1D1D1B"/>
           <w:sz w:val="22"/>
           <w:szCs w:val="22"/>
         </w:rPr>
@@ -736,7 +790,7 @@
       <w:r>
         <w:rPr>
           <w:rFonts w:ascii="Calibri" w:cs="Calibri" w:eastAsia="Calibri" w:hAnsi="Calibri"/>
-          <w:color w:val="1F2937"/>
+          <w:color w:val="1D1D1B"/>
           <w:sz w:val="22"/>
           <w:szCs w:val="22"/>
         </w:rPr>
@@ -748,9 +802,9 @@
         <w:pStyle w:val="Heading2"/>
         <w:keepNext/>
         <w:pBdr>
-          <w:left w:val="single" w:color="0F766E" w:sz="24" w:space="8"/>
+          <w:left w:val="single" w:color="0A4A92" w:sz="36" w:space="8"/>
         </w:pBdr>
-        <w:shd w:fill="E7F5F2" w:color="auto" w:val="clear"/>
+        <w:shd w:fill="E8EEF7" w:color="auto" w:val="clear"/>
         <w:spacing w:after="100" w:before="280"/>
         <w:ind w:left="160"/>
       </w:pPr>
@@ -759,7 +813,7 @@
           <w:rFonts w:ascii="Calibri" w:cs="Calibri" w:eastAsia="Calibri" w:hAnsi="Calibri"/>
           <w:b/>
           <w:bCs/>
-          <w:color w:val="0F766E"/>
+          <w:color w:val="0A4A92"/>
           <w:spacing w:val="20"/>
           <w:sz w:val="18"/>
           <w:szCs w:val="18"/>
@@ -777,7 +831,7 @@
           <w:rFonts w:ascii="Calibri" w:cs="Calibri" w:eastAsia="Calibri" w:hAnsi="Calibri"/>
           <w:b/>
           <w:bCs/>
-          <w:color w:val="1F2937"/>
+          <w:color w:val="1D1D1B"/>
           <w:sz w:val="24"/>
           <w:szCs w:val="24"/>
         </w:rPr>
@@ -796,7 +850,7 @@
       <w:r>
         <w:rPr>
           <w:rFonts w:ascii="Calibri" w:cs="Calibri" w:eastAsia="Calibri" w:hAnsi="Calibri"/>
-          <w:color w:val="1F2937"/>
+          <w:color w:val="1D1D1B"/>
           <w:sz w:val="22"/>
           <w:szCs w:val="22"/>
         </w:rPr>
@@ -815,7 +869,7 @@
       <w:r>
         <w:rPr>
           <w:rFonts w:ascii="Calibri" w:cs="Calibri" w:eastAsia="Calibri" w:hAnsi="Calibri"/>
-          <w:color w:val="1F2937"/>
+          <w:color w:val="1D1D1B"/>
           <w:sz w:val="22"/>
           <w:szCs w:val="22"/>
         </w:rPr>
@@ -844,11 +898,11 @@
             <w:tcW w:type="dxa" w:w="10080"/>
             <w:tcBorders>
               <w:top w:val="none" w:color="FFFFFF" w:sz="0"/>
-              <w:left w:val="single" w:color="B45309" w:sz="24"/>
+              <w:left w:val="single" w:color="EF7D00" w:sz="24"/>
               <w:bottom w:val="none" w:color="FFFFFF" w:sz="0"/>
               <w:right w:val="none" w:color="FFFFFF" w:sz="0"/>
             </w:tcBorders>
-            <w:shd w:fill="FEF6E4" w:color="auto" w:val="clear"/>
+            <w:shd w:fill="FFF4DC" w:color="auto" w:val="clear"/>
             <w:tcMar>
               <w:top w:type="dxa" w:w="160"/>
               <w:left w:type="dxa" w:w="240"/>
@@ -865,7 +919,7 @@
                 <w:rFonts w:ascii="Calibri" w:cs="Calibri" w:eastAsia="Calibri" w:hAnsi="Calibri"/>
                 <w:b/>
                 <w:bCs/>
-                <w:color w:val="B45309"/>
+                <w:color w:val="8A5A00"/>
                 <w:spacing w:val="20"/>
                 <w:sz w:val="17"/>
                 <w:szCs w:val="17"/>
@@ -880,7 +934,7 @@
             <w:r>
               <w:rPr>
                 <w:rFonts w:ascii="Calibri" w:cs="Calibri" w:eastAsia="Calibri" w:hAnsi="Calibri"/>
-                <w:color w:val="1F2937"/>
+                <w:color w:val="1D1D1B"/>
                 <w:sz w:val="22"/>
                 <w:szCs w:val="22"/>
               </w:rPr>
@@ -900,9 +954,9 @@
         <w:pStyle w:val="Heading2"/>
         <w:keepNext/>
         <w:pBdr>
-          <w:left w:val="single" w:color="0F766E" w:sz="24" w:space="8"/>
+          <w:left w:val="single" w:color="0A4A92" w:sz="36" w:space="8"/>
         </w:pBdr>
-        <w:shd w:fill="E7F5F2" w:color="auto" w:val="clear"/>
+        <w:shd w:fill="E8EEF7" w:color="auto" w:val="clear"/>
         <w:spacing w:after="100" w:before="280"/>
         <w:ind w:left="160"/>
       </w:pPr>
@@ -911,7 +965,7 @@
           <w:rFonts w:ascii="Calibri" w:cs="Calibri" w:eastAsia="Calibri" w:hAnsi="Calibri"/>
           <w:b/>
           <w:bCs/>
-          <w:color w:val="0F766E"/>
+          <w:color w:val="0A4A92"/>
           <w:spacing w:val="20"/>
           <w:sz w:val="18"/>
           <w:szCs w:val="18"/>
@@ -929,7 +983,7 @@
           <w:rFonts w:ascii="Calibri" w:cs="Calibri" w:eastAsia="Calibri" w:hAnsi="Calibri"/>
           <w:b/>
           <w:bCs/>
-          <w:color w:val="1F2937"/>
+          <w:color w:val="1D1D1B"/>
           <w:sz w:val="24"/>
           <w:szCs w:val="24"/>
         </w:rPr>
@@ -948,7 +1002,7 @@
       <w:r>
         <w:rPr>
           <w:rFonts w:ascii="Calibri" w:cs="Calibri" w:eastAsia="Calibri" w:hAnsi="Calibri"/>
-          <w:color w:val="1F2937"/>
+          <w:color w:val="1D1D1B"/>
           <w:sz w:val="22"/>
           <w:szCs w:val="22"/>
         </w:rPr>
@@ -967,7 +1021,7 @@
       <w:r>
         <w:rPr>
           <w:rFonts w:ascii="Calibri" w:cs="Calibri" w:eastAsia="Calibri" w:hAnsi="Calibri"/>
-          <w:color w:val="1F2937"/>
+          <w:color w:val="1D1D1B"/>
           <w:sz w:val="22"/>
           <w:szCs w:val="22"/>
         </w:rPr>
@@ -979,7 +1033,7 @@
         <w:pStyle w:val="Heading1"/>
         <w:keepNext/>
         <w:pBdr>
-          <w:bottom w:val="single" w:color="0F766E" w:sz="8" w:space="4"/>
+          <w:bottom w:val="single" w:color="0A4A92" w:sz="18" w:space="4"/>
         </w:pBdr>
         <w:spacing w:after="160" w:before="360"/>
       </w:pPr>
@@ -988,23 +1042,23 @@
           <w:rFonts w:ascii="Calibri" w:cs="Calibri" w:eastAsia="Calibri" w:hAnsi="Calibri"/>
           <w:b/>
           <w:bCs/>
-          <w:color w:val="0F766E"/>
-          <w:sz w:val="30"/>
-          <w:szCs w:val="30"/>
-        </w:rPr>
-        <w:t xml:space="preserve">Intención pedagógica y herramienta sugerida</w:t>
+          <w:color w:val="1D1D1B"/>
+          <w:sz w:val="28"/>
+          <w:szCs w:val="28"/>
+        </w:rPr>
+        <w:t xml:space="preserve">INTENCIÓN PEDAGÓGICA Y HERRAMIENTA SUGERIDA</w:t>
       </w:r>
     </w:p>
     <w:tbl>
       <w:tblPr>
         <w:tblW w:type="dxa" w:w="10080"/>
         <w:tblBorders>
-          <w:top w:val="single" w:color="E5E7EB" w:sz="4"/>
-          <w:left w:val="single" w:color="E5E7EB" w:sz="4"/>
-          <w:bottom w:val="single" w:color="E5E7EB" w:sz="4"/>
-          <w:right w:val="single" w:color="E5E7EB" w:sz="4"/>
-          <w:insideH w:val="single" w:color="E5E7EB" w:sz="4"/>
-          <w:insideV w:val="single" w:color="E5E7EB" w:sz="4"/>
+          <w:top w:val="single" w:color="E2E2DF" w:sz="4"/>
+          <w:left w:val="single" w:color="E2E2DF" w:sz="4"/>
+          <w:bottom w:val="single" w:color="E2E2DF" w:sz="4"/>
+          <w:right w:val="single" w:color="E2E2DF" w:sz="4"/>
+          <w:insideH w:val="single" w:color="E2E2DF" w:sz="4"/>
+          <w:insideV w:val="single" w:color="E2E2DF" w:sz="4"/>
         </w:tblBorders>
         <w:tblLayout w:type="fixed"/>
       </w:tblPr>
@@ -1020,7 +1074,7 @@
         <w:tc>
           <w:tcPr>
             <w:tcW w:type="dxa" w:w="3427"/>
-            <w:shd w:fill="0F766E" w:color="auto" w:val="clear"/>
+            <w:shd w:fill="0A4A92" w:color="auto" w:val="clear"/>
             <w:tcMar>
               <w:top w:type="dxa" w:w="100"/>
               <w:left w:type="dxa" w:w="140"/>
@@ -1048,7 +1102,7 @@
         <w:tc>
           <w:tcPr>
             <w:tcW w:type="dxa" w:w="3629"/>
-            <w:shd w:fill="0F766E" w:color="auto" w:val="clear"/>
+            <w:shd w:fill="0A4A92" w:color="auto" w:val="clear"/>
             <w:tcMar>
               <w:top w:type="dxa" w:w="100"/>
               <w:left w:type="dxa" w:w="140"/>
@@ -1076,7 +1130,7 @@
         <w:tc>
           <w:tcPr>
             <w:tcW w:type="dxa" w:w="3024"/>
-            <w:shd w:fill="0F766E" w:color="auto" w:val="clear"/>
+            <w:shd w:fill="0A4A92" w:color="auto" w:val="clear"/>
             <w:tcMar>
               <w:top w:type="dxa" w:w="100"/>
               <w:left w:type="dxa" w:w="140"/>
@@ -1126,7 +1180,7 @@
               <w:rPr>
                 <w:b/>
                 <w:bCs/>
-                <w:color w:val="1F2937"/>
+                <w:color w:val="1D1D1B"/>
                 <w:sz w:val="20"/>
                 <w:szCs w:val="20"/>
               </w:rPr>
@@ -1154,7 +1208,7 @@
               <w:rPr>
                 <w:b w:val="false"/>
                 <w:bCs w:val="false"/>
-                <w:color w:val="1F2937"/>
+                <w:color w:val="1D1D1B"/>
                 <w:sz w:val="20"/>
                 <w:szCs w:val="20"/>
               </w:rPr>
@@ -1182,7 +1236,7 @@
               <w:rPr>
                 <w:b w:val="false"/>
                 <w:bCs w:val="false"/>
-                <w:color w:val="1F2937"/>
+                <w:color w:val="1D1D1B"/>
                 <w:sz w:val="20"/>
                 <w:szCs w:val="20"/>
               </w:rPr>
@@ -1198,7 +1252,7 @@
         <w:tc>
           <w:tcPr>
             <w:tcW w:type="dxa" w:w="3427"/>
-            <w:shd w:fill="F9FAFB" w:color="auto" w:val="clear"/>
+            <w:shd w:fill="F4F4F2" w:color="auto" w:val="clear"/>
             <w:tcMar>
               <w:top w:type="dxa" w:w="100"/>
               <w:left w:type="dxa" w:w="140"/>
@@ -1215,7 +1269,7 @@
               <w:rPr>
                 <w:b/>
                 <w:bCs/>
-                <w:color w:val="1F2937"/>
+                <w:color w:val="1D1D1B"/>
                 <w:sz w:val="20"/>
                 <w:szCs w:val="20"/>
               </w:rPr>
@@ -1226,7 +1280,7 @@
         <w:tc>
           <w:tcPr>
             <w:tcW w:type="dxa" w:w="3629"/>
-            <w:shd w:fill="F9FAFB" w:color="auto" w:val="clear"/>
+            <w:shd w:fill="F4F4F2" w:color="auto" w:val="clear"/>
             <w:tcMar>
               <w:top w:type="dxa" w:w="100"/>
               <w:left w:type="dxa" w:w="140"/>
@@ -1243,7 +1297,7 @@
               <w:rPr>
                 <w:b w:val="false"/>
                 <w:bCs w:val="false"/>
-                <w:color w:val="1F2937"/>
+                <w:color w:val="1D1D1B"/>
                 <w:sz w:val="20"/>
                 <w:szCs w:val="20"/>
               </w:rPr>
@@ -1254,7 +1308,7 @@
         <w:tc>
           <w:tcPr>
             <w:tcW w:type="dxa" w:w="3024"/>
-            <w:shd w:fill="F9FAFB" w:color="auto" w:val="clear"/>
+            <w:shd w:fill="F4F4F2" w:color="auto" w:val="clear"/>
             <w:tcMar>
               <w:top w:type="dxa" w:w="100"/>
               <w:left w:type="dxa" w:w="140"/>
@@ -1271,7 +1325,7 @@
               <w:rPr>
                 <w:b w:val="false"/>
                 <w:bCs w:val="false"/>
-                <w:color w:val="1F2937"/>
+                <w:color w:val="1D1D1B"/>
                 <w:sz w:val="20"/>
                 <w:szCs w:val="20"/>
               </w:rPr>
@@ -1304,7 +1358,7 @@
               <w:rPr>
                 <w:b/>
                 <w:bCs/>
-                <w:color w:val="1F2937"/>
+                <w:color w:val="1D1D1B"/>
                 <w:sz w:val="20"/>
                 <w:szCs w:val="20"/>
               </w:rPr>
@@ -1332,7 +1386,7 @@
               <w:rPr>
                 <w:b w:val="false"/>
                 <w:bCs w:val="false"/>
-                <w:color w:val="1F2937"/>
+                <w:color w:val="1D1D1B"/>
                 <w:sz w:val="20"/>
                 <w:szCs w:val="20"/>
               </w:rPr>
@@ -1360,7 +1414,7 @@
               <w:rPr>
                 <w:b w:val="false"/>
                 <w:bCs w:val="false"/>
-                <w:color w:val="1F2937"/>
+                <w:color w:val="1D1D1B"/>
                 <w:sz w:val="20"/>
                 <w:szCs w:val="20"/>
               </w:rPr>
@@ -1376,7 +1430,7 @@
         <w:tc>
           <w:tcPr>
             <w:tcW w:type="dxa" w:w="3427"/>
-            <w:shd w:fill="F9FAFB" w:color="auto" w:val="clear"/>
+            <w:shd w:fill="F4F4F2" w:color="auto" w:val="clear"/>
             <w:tcMar>
               <w:top w:type="dxa" w:w="100"/>
               <w:left w:type="dxa" w:w="140"/>
@@ -1393,7 +1447,7 @@
               <w:rPr>
                 <w:b/>
                 <w:bCs/>
-                <w:color w:val="1F2937"/>
+                <w:color w:val="1D1D1B"/>
                 <w:sz w:val="20"/>
                 <w:szCs w:val="20"/>
               </w:rPr>
@@ -1404,7 +1458,7 @@
         <w:tc>
           <w:tcPr>
             <w:tcW w:type="dxa" w:w="3629"/>
-            <w:shd w:fill="F9FAFB" w:color="auto" w:val="clear"/>
+            <w:shd w:fill="F4F4F2" w:color="auto" w:val="clear"/>
             <w:tcMar>
               <w:top w:type="dxa" w:w="100"/>
               <w:left w:type="dxa" w:w="140"/>
@@ -1421,7 +1475,7 @@
               <w:rPr>
                 <w:b w:val="false"/>
                 <w:bCs w:val="false"/>
-                <w:color w:val="1F2937"/>
+                <w:color w:val="1D1D1B"/>
                 <w:sz w:val="20"/>
                 <w:szCs w:val="20"/>
               </w:rPr>
@@ -1432,7 +1486,7 @@
         <w:tc>
           <w:tcPr>
             <w:tcW w:type="dxa" w:w="3024"/>
-            <w:shd w:fill="F9FAFB" w:color="auto" w:val="clear"/>
+            <w:shd w:fill="F4F4F2" w:color="auto" w:val="clear"/>
             <w:tcMar>
               <w:top w:type="dxa" w:w="100"/>
               <w:left w:type="dxa" w:w="140"/>
@@ -1449,7 +1503,7 @@
               <w:rPr>
                 <w:b w:val="false"/>
                 <w:bCs w:val="false"/>
-                <w:color w:val="1F2937"/>
+                <w:color w:val="1D1D1B"/>
                 <w:sz w:val="20"/>
                 <w:szCs w:val="20"/>
               </w:rPr>
@@ -1482,7 +1536,7 @@
               <w:rPr>
                 <w:b/>
                 <w:bCs/>
-                <w:color w:val="1F2937"/>
+                <w:color w:val="1D1D1B"/>
                 <w:sz w:val="20"/>
                 <w:szCs w:val="20"/>
               </w:rPr>
@@ -1510,7 +1564,7 @@
               <w:rPr>
                 <w:b w:val="false"/>
                 <w:bCs w:val="false"/>
-                <w:color w:val="1F2937"/>
+                <w:color w:val="1D1D1B"/>
                 <w:sz w:val="20"/>
                 <w:szCs w:val="20"/>
               </w:rPr>
@@ -1538,7 +1592,7 @@
               <w:rPr>
                 <w:b w:val="false"/>
                 <w:bCs w:val="false"/>
-                <w:color w:val="1F2937"/>
+                <w:color w:val="1D1D1B"/>
                 <w:sz w:val="20"/>
                 <w:szCs w:val="20"/>
               </w:rPr>
@@ -1554,7 +1608,7 @@
         <w:tc>
           <w:tcPr>
             <w:tcW w:type="dxa" w:w="3427"/>
-            <w:shd w:fill="F9FAFB" w:color="auto" w:val="clear"/>
+            <w:shd w:fill="F4F4F2" w:color="auto" w:val="clear"/>
             <w:tcMar>
               <w:top w:type="dxa" w:w="100"/>
               <w:left w:type="dxa" w:w="140"/>
@@ -1571,7 +1625,7 @@
               <w:rPr>
                 <w:b/>
                 <w:bCs/>
-                <w:color w:val="1F2937"/>
+                <w:color w:val="1D1D1B"/>
                 <w:sz w:val="20"/>
                 <w:szCs w:val="20"/>
               </w:rPr>
@@ -1582,7 +1636,7 @@
         <w:tc>
           <w:tcPr>
             <w:tcW w:type="dxa" w:w="3629"/>
-            <w:shd w:fill="F9FAFB" w:color="auto" w:val="clear"/>
+            <w:shd w:fill="F4F4F2" w:color="auto" w:val="clear"/>
             <w:tcMar>
               <w:top w:type="dxa" w:w="100"/>
               <w:left w:type="dxa" w:w="140"/>
@@ -1599,7 +1653,7 @@
               <w:rPr>
                 <w:b w:val="false"/>
                 <w:bCs w:val="false"/>
-                <w:color w:val="1F2937"/>
+                <w:color w:val="1D1D1B"/>
                 <w:sz w:val="20"/>
                 <w:szCs w:val="20"/>
               </w:rPr>
@@ -1610,7 +1664,7 @@
         <w:tc>
           <w:tcPr>
             <w:tcW w:type="dxa" w:w="3024"/>
-            <w:shd w:fill="F9FAFB" w:color="auto" w:val="clear"/>
+            <w:shd w:fill="F4F4F2" w:color="auto" w:val="clear"/>
             <w:tcMar>
               <w:top w:type="dxa" w:w="100"/>
               <w:left w:type="dxa" w:w="140"/>
@@ -1627,7 +1681,7 @@
               <w:rPr>
                 <w:b w:val="false"/>
                 <w:bCs w:val="false"/>
-                <w:color w:val="1F2937"/>
+                <w:color w:val="1D1D1B"/>
                 <w:sz w:val="20"/>
                 <w:szCs w:val="20"/>
               </w:rPr>
@@ -1660,7 +1714,7 @@
               <w:rPr>
                 <w:b/>
                 <w:bCs/>
-                <w:color w:val="1F2937"/>
+                <w:color w:val="1D1D1B"/>
                 <w:sz w:val="20"/>
                 <w:szCs w:val="20"/>
               </w:rPr>
@@ -1688,7 +1742,7 @@
               <w:rPr>
                 <w:b w:val="false"/>
                 <w:bCs w:val="false"/>
-                <w:color w:val="1F2937"/>
+                <w:color w:val="1D1D1B"/>
                 <w:sz w:val="20"/>
                 <w:szCs w:val="20"/>
               </w:rPr>
@@ -1716,7 +1770,7 @@
               <w:rPr>
                 <w:b w:val="false"/>
                 <w:bCs w:val="false"/>
-                <w:color w:val="1F2937"/>
+                <w:color w:val="1D1D1B"/>
                 <w:sz w:val="20"/>
                 <w:szCs w:val="20"/>
               </w:rPr>
@@ -1732,7 +1786,7 @@
         <w:tc>
           <w:tcPr>
             <w:tcW w:type="dxa" w:w="3427"/>
-            <w:shd w:fill="F9FAFB" w:color="auto" w:val="clear"/>
+            <w:shd w:fill="F4F4F2" w:color="auto" w:val="clear"/>
             <w:tcMar>
               <w:top w:type="dxa" w:w="100"/>
               <w:left w:type="dxa" w:w="140"/>
@@ -1749,7 +1803,7 @@
               <w:rPr>
                 <w:b/>
                 <w:bCs/>
-                <w:color w:val="1F2937"/>
+                <w:color w:val="1D1D1B"/>
                 <w:sz w:val="20"/>
                 <w:szCs w:val="20"/>
               </w:rPr>
@@ -1760,7 +1814,7 @@
         <w:tc>
           <w:tcPr>
             <w:tcW w:type="dxa" w:w="3629"/>
-            <w:shd w:fill="F9FAFB" w:color="auto" w:val="clear"/>
+            <w:shd w:fill="F4F4F2" w:color="auto" w:val="clear"/>
             <w:tcMar>
               <w:top w:type="dxa" w:w="100"/>
               <w:left w:type="dxa" w:w="140"/>
@@ -1777,7 +1831,7 @@
               <w:rPr>
                 <w:b w:val="false"/>
                 <w:bCs w:val="false"/>
-                <w:color w:val="1F2937"/>
+                <w:color w:val="1D1D1B"/>
                 <w:sz w:val="20"/>
                 <w:szCs w:val="20"/>
               </w:rPr>
@@ -1788,7 +1842,7 @@
         <w:tc>
           <w:tcPr>
             <w:tcW w:type="dxa" w:w="3024"/>
-            <w:shd w:fill="F9FAFB" w:color="auto" w:val="clear"/>
+            <w:shd w:fill="F4F4F2" w:color="auto" w:val="clear"/>
             <w:tcMar>
               <w:top w:type="dxa" w:w="100"/>
               <w:left w:type="dxa" w:w="140"/>
@@ -1805,7 +1859,7 @@
               <w:rPr>
                 <w:b w:val="false"/>
                 <w:bCs w:val="false"/>
-                <w:color w:val="1F2937"/>
+                <w:color w:val="1D1D1B"/>
                 <w:sz w:val="20"/>
                 <w:szCs w:val="20"/>
               </w:rPr>
@@ -1838,7 +1892,7 @@
               <w:rPr>
                 <w:b/>
                 <w:bCs/>
-                <w:color w:val="1F2937"/>
+                <w:color w:val="1D1D1B"/>
                 <w:sz w:val="20"/>
                 <w:szCs w:val="20"/>
               </w:rPr>
@@ -1866,7 +1920,7 @@
               <w:rPr>
                 <w:b w:val="false"/>
                 <w:bCs w:val="false"/>
-                <w:color w:val="1F2937"/>
+                <w:color w:val="1D1D1B"/>
                 <w:sz w:val="20"/>
                 <w:szCs w:val="20"/>
               </w:rPr>
@@ -1894,7 +1948,7 @@
               <w:rPr>
                 <w:b w:val="false"/>
                 <w:bCs w:val="false"/>
-                <w:color w:val="1F2937"/>
+                <w:color w:val="1D1D1B"/>
                 <w:sz w:val="20"/>
                 <w:szCs w:val="20"/>
               </w:rPr>
@@ -1914,7 +1968,7 @@
         <w:pStyle w:val="Heading1"/>
         <w:keepNext/>
         <w:pBdr>
-          <w:bottom w:val="single" w:color="0F766E" w:sz="8" w:space="4"/>
+          <w:bottom w:val="single" w:color="0A4A92" w:sz="18" w:space="4"/>
         </w:pBdr>
         <w:spacing w:after="160" w:before="360"/>
       </w:pPr>
@@ -1923,11 +1977,11 @@
           <w:rFonts w:ascii="Calibri" w:cs="Calibri" w:eastAsia="Calibri" w:hAnsi="Calibri"/>
           <w:b/>
           <w:bCs/>
-          <w:color w:val="0F766E"/>
-          <w:sz w:val="30"/>
-          <w:szCs w:val="30"/>
-        </w:rPr>
-        <w:t xml:space="preserve">Buenas prácticas</w:t>
+          <w:color w:val="1D1D1B"/>
+          <w:sz w:val="28"/>
+          <w:szCs w:val="28"/>
+        </w:rPr>
+        <w:t xml:space="preserve">BUENAS PRÁCTICAS</w:t>
       </w:r>
     </w:p>
     <w:p>
@@ -1942,7 +1996,7 @@
       <w:r>
         <w:rPr>
           <w:rFonts w:ascii="Calibri" w:cs="Calibri" w:eastAsia="Calibri" w:hAnsi="Calibri"/>
-          <w:color w:val="1F2937"/>
+          <w:color w:val="1D1D1B"/>
           <w:sz w:val="22"/>
           <w:szCs w:val="22"/>
         </w:rPr>
@@ -1961,7 +2015,7 @@
       <w:r>
         <w:rPr>
           <w:rFonts w:ascii="Calibri" w:cs="Calibri" w:eastAsia="Calibri" w:hAnsi="Calibri"/>
-          <w:color w:val="1F2937"/>
+          <w:color w:val="1D1D1B"/>
           <w:sz w:val="22"/>
           <w:szCs w:val="22"/>
         </w:rPr>
@@ -1980,7 +2034,7 @@
       <w:r>
         <w:rPr>
           <w:rFonts w:ascii="Calibri" w:cs="Calibri" w:eastAsia="Calibri" w:hAnsi="Calibri"/>
-          <w:color w:val="1F2937"/>
+          <w:color w:val="1D1D1B"/>
           <w:sz w:val="22"/>
           <w:szCs w:val="22"/>
         </w:rPr>
@@ -1992,7 +2046,7 @@
         <w:pStyle w:val="Heading1"/>
         <w:keepNext/>
         <w:pBdr>
-          <w:bottom w:val="single" w:color="0F766E" w:sz="8" w:space="4"/>
+          <w:bottom w:val="single" w:color="0A4A92" w:sz="18" w:space="4"/>
         </w:pBdr>
         <w:spacing w:after="160" w:before="360"/>
       </w:pPr>
@@ -2001,23 +2055,23 @@
           <w:rFonts w:ascii="Calibri" w:cs="Calibri" w:eastAsia="Calibri" w:hAnsi="Calibri"/>
           <w:b/>
           <w:bCs/>
-          <w:color w:val="0F766E"/>
-          <w:sz w:val="30"/>
-          <w:szCs w:val="30"/>
-        </w:rPr>
-        <w:t xml:space="preserve">Errores frecuentes y cómo resolverlos</w:t>
+          <w:color w:val="1D1D1B"/>
+          <w:sz w:val="28"/>
+          <w:szCs w:val="28"/>
+        </w:rPr>
+        <w:t xml:space="preserve">ERRORES FRECUENTES Y CÓMO RESOLVERLOS</w:t>
       </w:r>
     </w:p>
     <w:tbl>
       <w:tblPr>
         <w:tblW w:type="dxa" w:w="10080"/>
         <w:tblBorders>
-          <w:top w:val="single" w:color="E5E7EB" w:sz="4"/>
-          <w:left w:val="single" w:color="E5E7EB" w:sz="4"/>
-          <w:bottom w:val="single" w:color="E5E7EB" w:sz="4"/>
-          <w:right w:val="single" w:color="E5E7EB" w:sz="4"/>
-          <w:insideH w:val="single" w:color="E5E7EB" w:sz="4"/>
-          <w:insideV w:val="single" w:color="E5E7EB" w:sz="4"/>
+          <w:top w:val="single" w:color="E2E2DF" w:sz="4"/>
+          <w:left w:val="single" w:color="E2E2DF" w:sz="4"/>
+          <w:bottom w:val="single" w:color="E2E2DF" w:sz="4"/>
+          <w:right w:val="single" w:color="E2E2DF" w:sz="4"/>
+          <w:insideH w:val="single" w:color="E2E2DF" w:sz="4"/>
+          <w:insideV w:val="single" w:color="E2E2DF" w:sz="4"/>
         </w:tblBorders>
         <w:tblLayout w:type="fixed"/>
       </w:tblPr>
@@ -2032,7 +2086,7 @@
         <w:tc>
           <w:tcPr>
             <w:tcW w:type="dxa" w:w="3629"/>
-            <w:shd w:fill="0F766E" w:color="auto" w:val="clear"/>
+            <w:shd w:fill="0A4A92" w:color="auto" w:val="clear"/>
             <w:tcMar>
               <w:top w:type="dxa" w:w="100"/>
               <w:left w:type="dxa" w:w="140"/>
@@ -2060,7 +2114,7 @@
         <w:tc>
           <w:tcPr>
             <w:tcW w:type="dxa" w:w="6451"/>
-            <w:shd w:fill="0F766E" w:color="auto" w:val="clear"/>
+            <w:shd w:fill="0A4A92" w:color="auto" w:val="clear"/>
             <w:tcMar>
               <w:top w:type="dxa" w:w="100"/>
               <w:left w:type="dxa" w:w="140"/>
@@ -2110,7 +2164,7 @@
               <w:rPr>
                 <w:b/>
                 <w:bCs/>
-                <w:color w:val="1F2937"/>
+                <w:color w:val="1D1D1B"/>
                 <w:sz w:val="20"/>
                 <w:szCs w:val="20"/>
               </w:rPr>
@@ -2138,7 +2192,7 @@
               <w:rPr>
                 <w:b w:val="false"/>
                 <w:bCs w:val="false"/>
-                <w:color w:val="1F2937"/>
+                <w:color w:val="1D1D1B"/>
                 <w:sz w:val="20"/>
                 <w:szCs w:val="20"/>
               </w:rPr>
@@ -2154,7 +2208,7 @@
         <w:tc>
           <w:tcPr>
             <w:tcW w:type="dxa" w:w="3629"/>
-            <w:shd w:fill="F9FAFB" w:color="auto" w:val="clear"/>
+            <w:shd w:fill="F4F4F2" w:color="auto" w:val="clear"/>
             <w:tcMar>
               <w:top w:type="dxa" w:w="100"/>
               <w:left w:type="dxa" w:w="140"/>
@@ -2171,7 +2225,7 @@
               <w:rPr>
                 <w:b/>
                 <w:bCs/>
-                <w:color w:val="1F2937"/>
+                <w:color w:val="1D1D1B"/>
                 <w:sz w:val="20"/>
                 <w:szCs w:val="20"/>
               </w:rPr>
@@ -2182,7 +2236,7 @@
         <w:tc>
           <w:tcPr>
             <w:tcW w:type="dxa" w:w="6451"/>
-            <w:shd w:fill="F9FAFB" w:color="auto" w:val="clear"/>
+            <w:shd w:fill="F4F4F2" w:color="auto" w:val="clear"/>
             <w:tcMar>
               <w:top w:type="dxa" w:w="100"/>
               <w:left w:type="dxa" w:w="140"/>
@@ -2199,7 +2253,7 @@
               <w:rPr>
                 <w:b w:val="false"/>
                 <w:bCs w:val="false"/>
-                <w:color w:val="1F2937"/>
+                <w:color w:val="1D1D1B"/>
                 <w:sz w:val="20"/>
                 <w:szCs w:val="20"/>
               </w:rPr>
@@ -2232,7 +2286,7 @@
               <w:rPr>
                 <w:b/>
                 <w:bCs/>
-                <w:color w:val="1F2937"/>
+                <w:color w:val="1D1D1B"/>
                 <w:sz w:val="20"/>
                 <w:szCs w:val="20"/>
               </w:rPr>
@@ -2260,7 +2314,7 @@
               <w:rPr>
                 <w:b w:val="false"/>
                 <w:bCs w:val="false"/>
-                <w:color w:val="1F2937"/>
+                <w:color w:val="1D1D1B"/>
                 <w:sz w:val="20"/>
                 <w:szCs w:val="20"/>
               </w:rPr>
@@ -2280,7 +2334,7 @@
         <w:pStyle w:val="Heading1"/>
         <w:keepNext/>
         <w:pBdr>
-          <w:bottom w:val="single" w:color="0F766E" w:sz="8" w:space="4"/>
+          <w:bottom w:val="single" w:color="0A4A92" w:sz="18" w:space="4"/>
         </w:pBdr>
         <w:spacing w:after="160" w:before="360"/>
       </w:pPr>
@@ -2289,11 +2343,11 @@
           <w:rFonts w:ascii="Calibri" w:cs="Calibri" w:eastAsia="Calibri" w:hAnsi="Calibri"/>
           <w:b/>
           <w:bCs/>
-          <w:color w:val="0F766E"/>
-          <w:sz w:val="30"/>
-          <w:szCs w:val="30"/>
-        </w:rPr>
-        <w:t xml:space="preserve">Reto práctico</w:t>
+          <w:color w:val="1D1D1B"/>
+          <w:sz w:val="28"/>
+          <w:szCs w:val="28"/>
+        </w:rPr>
+        <w:t xml:space="preserve">RETO PRÁCTICO</w:t>
       </w:r>
     </w:p>
     <w:tbl>
@@ -2318,11 +2372,11 @@
             <w:tcW w:type="dxa" w:w="10080"/>
             <w:tcBorders>
               <w:top w:val="none" w:color="FFFFFF" w:sz="0"/>
-              <w:left w:val="single" w:color="0F766E" w:sz="24"/>
+              <w:left w:val="single" w:color="1D1D1B" w:sz="24"/>
               <w:bottom w:val="none" w:color="FFFFFF" w:sz="0"/>
               <w:right w:val="none" w:color="FFFFFF" w:sz="0"/>
             </w:tcBorders>
-            <w:shd w:fill="E7F5F2" w:color="auto" w:val="clear"/>
+            <w:shd w:fill="F4F4F2" w:color="auto" w:val="clear"/>
             <w:tcMar>
               <w:top w:type="dxa" w:w="160"/>
               <w:left w:type="dxa" w:w="240"/>
@@ -2339,7 +2393,7 @@
                 <w:rFonts w:ascii="Calibri" w:cs="Calibri" w:eastAsia="Calibri" w:hAnsi="Calibri"/>
                 <w:b/>
                 <w:bCs/>
-                <w:color w:val="0F766E"/>
+                <w:color w:val="1D1D1B"/>
                 <w:spacing w:val="20"/>
                 <w:sz w:val="17"/>
                 <w:szCs w:val="17"/>
@@ -2354,7 +2408,7 @@
             <w:r>
               <w:rPr>
                 <w:rFonts w:ascii="Calibri" w:cs="Calibri" w:eastAsia="Calibri" w:hAnsi="Calibri"/>
-                <w:color w:val="1F2937"/>
+                <w:color w:val="1D1D1B"/>
                 <w:sz w:val="22"/>
                 <w:szCs w:val="22"/>
               </w:rPr>
@@ -2374,7 +2428,7 @@
         <w:pStyle w:val="Heading1"/>
         <w:keepNext/>
         <w:pBdr>
-          <w:bottom w:val="single" w:color="0F766E" w:sz="8" w:space="4"/>
+          <w:bottom w:val="single" w:color="0A4A92" w:sz="18" w:space="4"/>
         </w:pBdr>
         <w:spacing w:after="160" w:before="360"/>
       </w:pPr>
@@ -2383,11 +2437,11 @@
           <w:rFonts w:ascii="Calibri" w:cs="Calibri" w:eastAsia="Calibri" w:hAnsi="Calibri"/>
           <w:b/>
           <w:bCs/>
-          <w:color w:val="0F766E"/>
-          <w:sz w:val="30"/>
-          <w:szCs w:val="30"/>
-        </w:rPr>
-        <w:t xml:space="preserve">Verifica tu avance</w:t>
+          <w:color w:val="1D1D1B"/>
+          <w:sz w:val="28"/>
+          <w:szCs w:val="28"/>
+        </w:rPr>
+        <w:t xml:space="preserve">VERIFICA TU AVANCE</w:t>
       </w:r>
     </w:p>
     <w:p>
@@ -2401,7 +2455,7 @@
       <w:r>
         <w:rPr>
           <w:rFonts w:ascii="Segoe UI Symbol" w:cs="Segoe UI Symbol" w:eastAsia="Segoe UI Symbol" w:hAnsi="Segoe UI Symbol"/>
-          <w:color w:val="4B5563"/>
+          <w:color w:val="5C5C5A"/>
           <w:sz w:val="26"/>
           <w:szCs w:val="26"/>
         </w:rPr>
@@ -2410,7 +2464,7 @@
       <w:r>
         <w:rPr>
           <w:rFonts w:ascii="Calibri" w:cs="Calibri" w:eastAsia="Calibri" w:hAnsi="Calibri"/>
-          <w:color w:val="1F2937"/>
+          <w:color w:val="1D1D1B"/>
           <w:sz w:val="22"/>
           <w:szCs w:val="22"/>
         </w:rPr>
@@ -2428,7 +2482,7 @@
       <w:r>
         <w:rPr>
           <w:rFonts w:ascii="Segoe UI Symbol" w:cs="Segoe UI Symbol" w:eastAsia="Segoe UI Symbol" w:hAnsi="Segoe UI Symbol"/>
-          <w:color w:val="4B5563"/>
+          <w:color w:val="5C5C5A"/>
           <w:sz w:val="26"/>
           <w:szCs w:val="26"/>
         </w:rPr>
@@ -2437,7 +2491,7 @@
       <w:r>
         <w:rPr>
           <w:rFonts w:ascii="Calibri" w:cs="Calibri" w:eastAsia="Calibri" w:hAnsi="Calibri"/>
-          <w:color w:val="1F2937"/>
+          <w:color w:val="1D1D1B"/>
           <w:sz w:val="22"/>
           <w:szCs w:val="22"/>
         </w:rPr>
@@ -2455,7 +2509,7 @@
       <w:r>
         <w:rPr>
           <w:rFonts w:ascii="Segoe UI Symbol" w:cs="Segoe UI Symbol" w:eastAsia="Segoe UI Symbol" w:hAnsi="Segoe UI Symbol"/>
-          <w:color w:val="4B5563"/>
+          <w:color w:val="5C5C5A"/>
           <w:sz w:val="26"/>
           <w:szCs w:val="26"/>
         </w:rPr>
@@ -2464,7 +2518,7 @@
       <w:r>
         <w:rPr>
           <w:rFonts w:ascii="Calibri" w:cs="Calibri" w:eastAsia="Calibri" w:hAnsi="Calibri"/>
-          <w:color w:val="1F2937"/>
+          <w:color w:val="1D1D1B"/>
           <w:sz w:val="22"/>
           <w:szCs w:val="22"/>
         </w:rPr>
@@ -2482,7 +2536,7 @@
       <w:r>
         <w:rPr>
           <w:rFonts w:ascii="Segoe UI Symbol" w:cs="Segoe UI Symbol" w:eastAsia="Segoe UI Symbol" w:hAnsi="Segoe UI Symbol"/>
-          <w:color w:val="4B5563"/>
+          <w:color w:val="5C5C5A"/>
           <w:sz w:val="26"/>
           <w:szCs w:val="26"/>
         </w:rPr>
@@ -2491,7 +2545,7 @@
       <w:r>
         <w:rPr>
           <w:rFonts w:ascii="Calibri" w:cs="Calibri" w:eastAsia="Calibri" w:hAnsi="Calibri"/>
-          <w:color w:val="1F2937"/>
+          <w:color w:val="1D1D1B"/>
           <w:sz w:val="22"/>
           <w:szCs w:val="22"/>
         </w:rPr>
@@ -2525,11 +2579,11 @@
             <w:tcW w:type="dxa" w:w="10080"/>
             <w:tcBorders>
               <w:top w:val="none" w:color="FFFFFF" w:sz="0"/>
-              <w:left w:val="none" w:color="FFFFFF" w:sz="0"/>
+              <w:left w:val="single" w:color="EF7D00" w:sz="24"/>
               <w:bottom w:val="none" w:color="FFFFFF" w:sz="0"/>
               <w:right w:val="none" w:color="FFFFFF" w:sz="0"/>
             </w:tcBorders>
-            <w:shd w:fill="1F2937" w:color="auto" w:val="clear"/>
+            <w:shd w:fill="1D1D1B" w:color="auto" w:val="clear"/>
             <w:tcMar>
               <w:top w:type="dxa" w:w="240"/>
               <w:left w:type="dxa" w:w="300"/>
@@ -2546,7 +2600,7 @@
                 <w:rFonts w:ascii="Calibri" w:cs="Calibri" w:eastAsia="Calibri" w:hAnsi="Calibri"/>
                 <w:b/>
                 <w:bCs/>
-                <w:color w:val="FFFFFF"/>
+                <w:color w:val="EF7D00"/>
                 <w:sz w:val="24"/>
                 <w:szCs w:val="24"/>
               </w:rPr>
@@ -2641,7 +2695,7 @@
     <w:r>
       <w:rPr>
         <w:rFonts w:ascii="Calibri" w:cs="Calibri" w:eastAsia="Calibri" w:hAnsi="Calibri"/>
-        <w:color w:val="4B5563"/>
+        <w:color w:val="5C5C5A"/>
         <w:sz w:val="16"/>
         <w:szCs w:val="16"/>
       </w:rPr>
@@ -2650,7 +2704,7 @@
     <w:r>
       <w:rPr>
         <w:rFonts w:ascii="Calibri" w:cs="Calibri" w:eastAsia="Calibri" w:hAnsi="Calibri"/>
-        <w:color w:val="4B5563"/>
+        <w:color w:val="5C5C5A"/>
         <w:sz w:val="16"/>
         <w:szCs w:val="16"/>
       </w:rPr>
@@ -2659,7 +2713,7 @@
     <w:r>
       <w:rPr>
         <w:rFonts w:ascii="Calibri" w:cs="Calibri" w:eastAsia="Calibri" w:hAnsi="Calibri"/>
-        <w:color w:val="4B5563"/>
+        <w:color w:val="5C5C5A"/>
         <w:sz w:val="16"/>
         <w:szCs w:val="16"/>
       </w:rPr>
@@ -2671,7 +2725,7 @@
     <w:r>
       <w:rPr>
         <w:rFonts w:ascii="Calibri" w:cs="Calibri" w:eastAsia="Calibri" w:hAnsi="Calibri"/>
-        <w:color w:val="4B5563"/>
+        <w:color w:val="5C5C5A"/>
         <w:sz w:val="16"/>
         <w:szCs w:val="16"/>
       </w:rPr>
@@ -2680,7 +2734,7 @@
     <w:r>
       <w:rPr>
         <w:rFonts w:ascii="Calibri" w:cs="Calibri" w:eastAsia="Calibri" w:hAnsi="Calibri"/>
-        <w:color w:val="4B5563"/>
+        <w:color w:val="5C5C5A"/>
         <w:sz w:val="16"/>
         <w:szCs w:val="16"/>
       </w:rPr>
@@ -2735,7 +2789,7 @@
   <w:p>
     <w:pPr>
       <w:pBdr>
-        <w:bottom w:val="single" w:color="E5E7EB" w:sz="4" w:space="6"/>
+        <w:bottom w:val="single" w:color="E2E2DF" w:sz="4" w:space="6"/>
       </w:pBdr>
       <w:tabs>
         <w:tab w:val="right" w:pos="10080"/>
@@ -2746,7 +2800,7 @@
         <w:rFonts w:ascii="Calibri" w:cs="Calibri" w:eastAsia="Calibri" w:hAnsi="Calibri"/>
         <w:b/>
         <w:bCs/>
-        <w:color w:val="EF6C00"/>
+        <w:color w:val="A65200"/>
         <w:sz w:val="17"/>
         <w:szCs w:val="17"/>
       </w:rPr>
@@ -2755,7 +2809,7 @@
     <w:r>
       <w:rPr>
         <w:rFonts w:ascii="Calibri" w:cs="Calibri" w:eastAsia="Calibri" w:hAnsi="Calibri"/>
-        <w:color w:val="4B5563"/>
+        <w:color w:val="5C5C5A"/>
         <w:sz w:val="17"/>
         <w:szCs w:val="17"/>
       </w:rPr>
@@ -2766,7 +2820,7 @@
         <w:rFonts w:ascii="Calibri" w:cs="Calibri" w:eastAsia="Calibri" w:hAnsi="Calibri"/>
         <w:b/>
         <w:bCs/>
-        <w:color w:val="0F766E"/>
+        <w:color w:val="0A4A92"/>
         <w:sz w:val="17"/>
         <w:szCs w:val="17"/>
       </w:rPr>
@@ -2875,7 +2929,7 @@
       <w:rPr>
         <w:b/>
         <w:bCs/>
-        <w:color w:val="0F766E"/>
+        <w:color w:val="EF7D00"/>
       </w:rPr>
     </w:lvl>
   </w:abstractNum>
@@ -2900,7 +2954,7 @@
     <w:rPrDefault>
       <w:rPr>
         <w:rFonts w:ascii="Calibri" w:cs="Calibri" w:eastAsia="Calibri" w:hAnsi="Calibri"/>
-        <w:color w:val="1F2937"/>
+        <w:color w:val="1D1D1B"/>
         <w:sz w:val="22"/>
         <w:szCs w:val="22"/>
       </w:rPr>
@@ -3080,9 +3134,9 @@
       <w:rFonts w:ascii="Calibri" w:cs="Calibri" w:eastAsia="Calibri" w:hAnsi="Calibri"/>
       <w:b/>
       <w:bCs/>
-      <w:color w:val="0F766E"/>
-      <w:sz w:val="30"/>
-      <w:szCs w:val="30"/>
+      <w:color w:val="1D1D1B"/>
+      <w:sz w:val="28"/>
+      <w:szCs w:val="28"/>
     </w:rPr>
   </w:style>
   <w:style w:type="paragraph" w:styleId="Heading2">
@@ -3097,7 +3151,7 @@
       <w:rFonts w:ascii="Calibri" w:cs="Calibri" w:eastAsia="Calibri" w:hAnsi="Calibri"/>
       <w:b/>
       <w:bCs/>
-      <w:color w:val="1F2937"/>
+      <w:color w:val="1D1D1B"/>
       <w:sz w:val="24"/>
       <w:szCs w:val="24"/>
     </w:rPr>
@@ -3114,7 +3168,7 @@
       <w:rFonts w:ascii="Calibri" w:cs="Calibri" w:eastAsia="Calibri" w:hAnsi="Calibri"/>
       <w:b/>
       <w:bCs/>
-      <w:color w:val="1F2937"/>
+      <w:color w:val="1D1D1B"/>
       <w:sz w:val="23"/>
       <w:szCs w:val="23"/>
     </w:rPr>

--- a/word/Capsula_04_Diferencia_entre_recursos_y_actividades.docx
+++ b/word/Capsula_04_Diferencia_entre_recursos_y_actividades.docx
@@ -74,7 +74,7 @@
               <w:bottom w:val="none" w:color="FFFFFF" w:sz="0"/>
               <w:right w:val="none" w:color="FFFFFF" w:sz="0"/>
             </w:tcBorders>
-            <w:shd w:fill="0A4A92" w:color="auto" w:val="clear"/>
+            <w:shd w:fill="0D2227" w:color="auto" w:val="clear"/>
             <w:tcMar>
               <w:top w:type="dxa" w:w="360"/>
               <w:left w:type="dxa" w:w="360"/>
@@ -91,7 +91,7 @@
                 <w:rFonts w:ascii="Calibri" w:cs="Calibri" w:eastAsia="Calibri" w:hAnsi="Calibri"/>
                 <w:b/>
                 <w:bCs/>
-                <w:color w:val="FFFFFF"/>
+                <w:color w:val="B4C4C6"/>
                 <w:spacing w:val="30"/>
                 <w:sz w:val="18"/>
                 <w:szCs w:val="18"/>
@@ -106,9 +106,7 @@
             <w:r>
               <w:rPr>
                 <w:rFonts w:ascii="Calibri" w:cs="Calibri" w:eastAsia="Calibri" w:hAnsi="Calibri"/>
-                <w:b/>
-                <w:bCs/>
-                <w:color w:val="FFFFFF"/>
+                <w:color w:val="FAFBF7"/>
                 <w:sz w:val="48"/>
                 <w:szCs w:val="48"/>
               </w:rPr>
@@ -121,7 +119,7 @@
     <w:p>
       <w:pPr>
         <w:pBdr>
-          <w:top w:val="single" w:color="EF7D00" w:sz="36" w:space="0"/>
+          <w:top w:val="single" w:color="1399B0" w:sz="36" w:space="0"/>
         </w:pBdr>
         <w:spacing w:after="0"/>
       </w:pPr>
@@ -135,7 +133,7 @@
           <w:bottom w:val="none" w:color="FFFFFF" w:sz="0"/>
           <w:right w:val="none" w:color="FFFFFF" w:sz="0"/>
           <w:insideH w:val="none" w:color="FFFFFF" w:sz="0"/>
-          <w:insideV w:val="single" w:color="E2E2DF" w:sz="4"/>
+          <w:insideV w:val="single" w:color="CAD6D0" w:sz="4"/>
         </w:tblBorders>
         <w:tblLayout w:type="fixed"/>
       </w:tblPr>
@@ -149,7 +147,7 @@
         <w:tc>
           <w:tcPr>
             <w:tcW w:type="dxa" w:w="2520"/>
-            <w:shd w:fill="E8EEF7" w:color="auto" w:val="clear"/>
+            <w:shd w:fill="E8F2E9" w:color="auto" w:val="clear"/>
             <w:tcMar>
               <w:top w:type="dxa" w:w="140"/>
               <w:left w:type="dxa" w:w="200"/>
@@ -166,7 +164,7 @@
                 <w:rFonts w:ascii="Calibri" w:cs="Calibri" w:eastAsia="Calibri" w:hAnsi="Calibri"/>
                 <w:b/>
                 <w:bCs/>
-                <w:color w:val="5C5C5A"/>
+                <w:color w:val="52656A"/>
                 <w:spacing w:val="20"/>
                 <w:sz w:val="15"/>
                 <w:szCs w:val="15"/>
@@ -180,7 +178,7 @@
                 <w:rFonts w:ascii="Calibri" w:cs="Calibri" w:eastAsia="Calibri" w:hAnsi="Calibri"/>
                 <w:b/>
                 <w:bCs/>
-                <w:color w:val="1D1D1B"/>
+                <w:color w:val="183A43"/>
                 <w:sz w:val="20"/>
                 <w:szCs w:val="20"/>
               </w:rPr>
@@ -191,7 +189,7 @@
         <w:tc>
           <w:tcPr>
             <w:tcW w:type="dxa" w:w="2520"/>
-            <w:shd w:fill="E8EEF7" w:color="auto" w:val="clear"/>
+            <w:shd w:fill="E8F2E9" w:color="auto" w:val="clear"/>
             <w:tcMar>
               <w:top w:type="dxa" w:w="140"/>
               <w:left w:type="dxa" w:w="200"/>
@@ -208,7 +206,7 @@
                 <w:rFonts w:ascii="Calibri" w:cs="Calibri" w:eastAsia="Calibri" w:hAnsi="Calibri"/>
                 <w:b/>
                 <w:bCs/>
-                <w:color w:val="5C5C5A"/>
+                <w:color w:val="52656A"/>
                 <w:spacing w:val="20"/>
                 <w:sz w:val="15"/>
                 <w:szCs w:val="15"/>
@@ -222,7 +220,7 @@
                 <w:rFonts w:ascii="Calibri" w:cs="Calibri" w:eastAsia="Calibri" w:hAnsi="Calibri"/>
                 <w:b/>
                 <w:bCs/>
-                <w:color w:val="1D1D1B"/>
+                <w:color w:val="183A43"/>
                 <w:sz w:val="20"/>
                 <w:szCs w:val="20"/>
               </w:rPr>
@@ -233,7 +231,7 @@
         <w:tc>
           <w:tcPr>
             <w:tcW w:type="dxa" w:w="2520"/>
-            <w:shd w:fill="E8EEF7" w:color="auto" w:val="clear"/>
+            <w:shd w:fill="E8F2E9" w:color="auto" w:val="clear"/>
             <w:tcMar>
               <w:top w:type="dxa" w:w="140"/>
               <w:left w:type="dxa" w:w="200"/>
@@ -250,7 +248,7 @@
                 <w:rFonts w:ascii="Calibri" w:cs="Calibri" w:eastAsia="Calibri" w:hAnsi="Calibri"/>
                 <w:b/>
                 <w:bCs/>
-                <w:color w:val="5C5C5A"/>
+                <w:color w:val="52656A"/>
                 <w:spacing w:val="20"/>
                 <w:sz w:val="15"/>
                 <w:szCs w:val="15"/>
@@ -264,7 +262,7 @@
                 <w:rFonts w:ascii="Calibri" w:cs="Calibri" w:eastAsia="Calibri" w:hAnsi="Calibri"/>
                 <w:b/>
                 <w:bCs/>
-                <w:color w:val="1D1D1B"/>
+                <w:color w:val="183A43"/>
                 <w:sz w:val="20"/>
                 <w:szCs w:val="20"/>
               </w:rPr>
@@ -275,7 +273,7 @@
         <w:tc>
           <w:tcPr>
             <w:tcW w:type="dxa" w:w="2520"/>
-            <w:shd w:fill="E8EEF7" w:color="auto" w:val="clear"/>
+            <w:shd w:fill="E8F2E9" w:color="auto" w:val="clear"/>
             <w:tcMar>
               <w:top w:type="dxa" w:w="140"/>
               <w:left w:type="dxa" w:w="200"/>
@@ -292,7 +290,7 @@
                 <w:rFonts w:ascii="Calibri" w:cs="Calibri" w:eastAsia="Calibri" w:hAnsi="Calibri"/>
                 <w:b/>
                 <w:bCs/>
-                <w:color w:val="5C5C5A"/>
+                <w:color w:val="52656A"/>
                 <w:spacing w:val="20"/>
                 <w:sz w:val="15"/>
                 <w:szCs w:val="15"/>
@@ -306,7 +304,7 @@
                 <w:rFonts w:ascii="Calibri" w:cs="Calibri" w:eastAsia="Calibri" w:hAnsi="Calibri"/>
                 <w:b/>
                 <w:bCs/>
-                <w:color w:val="1D1D1B"/>
+                <w:color w:val="183A43"/>
                 <w:sz w:val="20"/>
                 <w:szCs w:val="20"/>
               </w:rPr>
@@ -326,20 +324,29 @@
         <w:pStyle w:val="Heading1"/>
         <w:keepNext/>
         <w:pBdr>
-          <w:bottom w:val="single" w:color="0A4A92" w:sz="18" w:space="4"/>
+          <w:bottom w:val="single" w:color="CAD6D0" w:sz="4" w:space="4"/>
         </w:pBdr>
         <w:spacing w:after="160" w:before="360"/>
       </w:pPr>
       <w:r>
         <w:rPr>
           <w:rFonts w:ascii="Calibri" w:cs="Calibri" w:eastAsia="Calibri" w:hAnsi="Calibri"/>
+          <w:color w:val="1399B0"/>
+          <w:sz w:val="24"/>
+          <w:szCs w:val="24"/>
+        </w:rPr>
+        <w:t xml:space="preserve">■  </w:t>
+      </w:r>
+      <w:r>
+        <w:rPr>
+          <w:rFonts w:ascii="Calibri" w:cs="Calibri" w:eastAsia="Calibri" w:hAnsi="Calibri"/>
           <w:b/>
           <w:bCs/>
-          <w:color w:val="1D1D1B"/>
-          <w:sz w:val="28"/>
-          <w:szCs w:val="28"/>
-        </w:rPr>
-        <w:t xml:space="preserve">¿QUÉ LOGRARÁS?</w:t>
+          <w:color w:val="183A43"/>
+          <w:sz w:val="30"/>
+          <w:szCs w:val="30"/>
+        </w:rPr>
+        <w:t xml:space="preserve">¿Qué lograrás?</w:t>
       </w:r>
     </w:p>
     <w:tbl>
@@ -364,11 +371,11 @@
             <w:tcW w:type="dxa" w:w="10080"/>
             <w:tcBorders>
               <w:top w:val="none" w:color="FFFFFF" w:sz="0"/>
-              <w:left w:val="single" w:color="0A4A92" w:sz="24"/>
+              <w:left w:val="single" w:color="1399B0" w:sz="24"/>
               <w:bottom w:val="none" w:color="FFFFFF" w:sz="0"/>
               <w:right w:val="none" w:color="FFFFFF" w:sz="0"/>
             </w:tcBorders>
-            <w:shd w:fill="E8EEF7" w:color="auto" w:val="clear"/>
+            <w:shd w:fill="EEEBF8" w:color="auto" w:val="clear"/>
             <w:tcMar>
               <w:top w:type="dxa" w:w="160"/>
               <w:left w:type="dxa" w:w="240"/>
@@ -385,7 +392,7 @@
                 <w:rFonts w:ascii="Calibri" w:cs="Calibri" w:eastAsia="Calibri" w:hAnsi="Calibri"/>
                 <w:b/>
                 <w:bCs/>
-                <w:color w:val="0A4A92"/>
+                <w:color w:val="52656A"/>
                 <w:spacing w:val="20"/>
                 <w:sz w:val="17"/>
                 <w:szCs w:val="17"/>
@@ -400,7 +407,7 @@
             <w:r>
               <w:rPr>
                 <w:rFonts w:ascii="Calibri" w:cs="Calibri" w:eastAsia="Calibri" w:hAnsi="Calibri"/>
-                <w:color w:val="1D1D1B"/>
+                <w:color w:val="183A43"/>
                 <w:sz w:val="23"/>
                 <w:szCs w:val="23"/>
               </w:rPr>
@@ -420,20 +427,29 @@
         <w:pStyle w:val="Heading1"/>
         <w:keepNext/>
         <w:pBdr>
-          <w:bottom w:val="single" w:color="0A4A92" w:sz="18" w:space="4"/>
+          <w:bottom w:val="single" w:color="CAD6D0" w:sz="4" w:space="4"/>
         </w:pBdr>
         <w:spacing w:after="160" w:before="360"/>
       </w:pPr>
       <w:r>
         <w:rPr>
           <w:rFonts w:ascii="Calibri" w:cs="Calibri" w:eastAsia="Calibri" w:hAnsi="Calibri"/>
+          <w:color w:val="1399B0"/>
+          <w:sz w:val="24"/>
+          <w:szCs w:val="24"/>
+        </w:rPr>
+        <w:t xml:space="preserve">■  </w:t>
+      </w:r>
+      <w:r>
+        <w:rPr>
+          <w:rFonts w:ascii="Calibri" w:cs="Calibri" w:eastAsia="Calibri" w:hAnsi="Calibri"/>
           <w:b/>
           <w:bCs/>
-          <w:color w:val="1D1D1B"/>
-          <w:sz w:val="28"/>
-          <w:szCs w:val="28"/>
-        </w:rPr>
-        <w:t xml:space="preserve">PARA EMPEZAR</w:t>
+          <w:color w:val="183A43"/>
+          <w:sz w:val="30"/>
+          <w:szCs w:val="30"/>
+        </w:rPr>
+        <w:t xml:space="preserve">Para empezar</w:t>
       </w:r>
     </w:p>
     <w:p>
@@ -443,7 +459,7 @@
       <w:r>
         <w:rPr>
           <w:rFonts w:ascii="Calibri" w:cs="Calibri" w:eastAsia="Calibri" w:hAnsi="Calibri"/>
-          <w:color w:val="1D1D1B"/>
+          <w:color w:val="183A43"/>
           <w:sz w:val="22"/>
           <w:szCs w:val="22"/>
         </w:rPr>
@@ -457,7 +473,7 @@
       <w:r>
         <w:rPr>
           <w:rFonts w:ascii="Calibri" w:cs="Calibri" w:eastAsia="Calibri" w:hAnsi="Calibri"/>
-          <w:color w:val="1D1D1B"/>
+          <w:color w:val="183A43"/>
           <w:sz w:val="22"/>
           <w:szCs w:val="22"/>
         </w:rPr>
@@ -475,7 +491,7 @@
           <w:rFonts w:ascii="Calibri" w:cs="Calibri" w:eastAsia="Calibri" w:hAnsi="Calibri"/>
           <w:b/>
           <w:bCs/>
-          <w:color w:val="1D1D1B"/>
+          <w:color w:val="183A43"/>
           <w:sz w:val="23"/>
           <w:szCs w:val="23"/>
         </w:rPr>
@@ -494,7 +510,7 @@
       <w:r>
         <w:rPr>
           <w:rFonts w:ascii="Calibri" w:cs="Calibri" w:eastAsia="Calibri" w:hAnsi="Calibri"/>
-          <w:color w:val="1D1D1B"/>
+          <w:color w:val="183A43"/>
           <w:sz w:val="22"/>
           <w:szCs w:val="22"/>
         </w:rPr>
@@ -513,7 +529,7 @@
       <w:r>
         <w:rPr>
           <w:rFonts w:ascii="Calibri" w:cs="Calibri" w:eastAsia="Calibri" w:hAnsi="Calibri"/>
-          <w:color w:val="1D1D1B"/>
+          <w:color w:val="183A43"/>
           <w:sz w:val="22"/>
           <w:szCs w:val="22"/>
         </w:rPr>
@@ -525,20 +541,29 @@
         <w:pStyle w:val="Heading1"/>
         <w:keepNext/>
         <w:pBdr>
-          <w:bottom w:val="single" w:color="0A4A92" w:sz="18" w:space="4"/>
+          <w:bottom w:val="single" w:color="CAD6D0" w:sz="4" w:space="4"/>
         </w:pBdr>
         <w:spacing w:after="160" w:before="360"/>
       </w:pPr>
       <w:r>
         <w:rPr>
           <w:rFonts w:ascii="Calibri" w:cs="Calibri" w:eastAsia="Calibri" w:hAnsi="Calibri"/>
+          <w:color w:val="1399B0"/>
+          <w:sz w:val="24"/>
+          <w:szCs w:val="24"/>
+        </w:rPr>
+        <w:t xml:space="preserve">■  </w:t>
+      </w:r>
+      <w:r>
+        <w:rPr>
+          <w:rFonts w:ascii="Calibri" w:cs="Calibri" w:eastAsia="Calibri" w:hAnsi="Calibri"/>
           <w:b/>
           <w:bCs/>
-          <w:color w:val="1D1D1B"/>
-          <w:sz w:val="28"/>
-          <w:szCs w:val="28"/>
-        </w:rPr>
-        <w:t xml:space="preserve">PASO A PASO</w:t>
+          <w:color w:val="183A43"/>
+          <w:sz w:val="30"/>
+          <w:szCs w:val="30"/>
+        </w:rPr>
+        <w:t xml:space="preserve">Paso a paso</w:t>
       </w:r>
     </w:p>
     <w:p>
@@ -546,9 +571,9 @@
         <w:pStyle w:val="Heading2"/>
         <w:keepNext/>
         <w:pBdr>
-          <w:left w:val="single" w:color="0A4A92" w:sz="36" w:space="8"/>
+          <w:left w:val="single" w:color="1399B0" w:sz="36" w:space="8"/>
         </w:pBdr>
-        <w:shd w:fill="E8EEF7" w:color="auto" w:val="clear"/>
+        <w:shd w:fill="F1F4F0" w:color="auto" w:val="clear"/>
         <w:spacing w:after="100" w:before="280"/>
         <w:ind w:left="160"/>
       </w:pPr>
@@ -557,7 +582,7 @@
           <w:rFonts w:ascii="Calibri" w:cs="Calibri" w:eastAsia="Calibri" w:hAnsi="Calibri"/>
           <w:b/>
           <w:bCs/>
-          <w:color w:val="0A4A92"/>
+          <w:color w:val="52656A"/>
           <w:spacing w:val="20"/>
           <w:sz w:val="18"/>
           <w:szCs w:val="18"/>
@@ -575,7 +600,7 @@
           <w:rFonts w:ascii="Calibri" w:cs="Calibri" w:eastAsia="Calibri" w:hAnsi="Calibri"/>
           <w:b/>
           <w:bCs/>
-          <w:color w:val="1D1D1B"/>
+          <w:color w:val="183A43"/>
           <w:sz w:val="24"/>
           <w:szCs w:val="24"/>
         </w:rPr>
@@ -594,7 +619,7 @@
       <w:r>
         <w:rPr>
           <w:rFonts w:ascii="Calibri" w:cs="Calibri" w:eastAsia="Calibri" w:hAnsi="Calibri"/>
-          <w:color w:val="1D1D1B"/>
+          <w:color w:val="183A43"/>
           <w:sz w:val="22"/>
           <w:szCs w:val="22"/>
         </w:rPr>
@@ -613,7 +638,7 @@
       <w:r>
         <w:rPr>
           <w:rFonts w:ascii="Calibri" w:cs="Calibri" w:eastAsia="Calibri" w:hAnsi="Calibri"/>
-          <w:color w:val="1D1D1B"/>
+          <w:color w:val="183A43"/>
           <w:sz w:val="22"/>
           <w:szCs w:val="22"/>
         </w:rPr>
@@ -632,7 +657,7 @@
       <w:r>
         <w:rPr>
           <w:rFonts w:ascii="Calibri" w:cs="Calibri" w:eastAsia="Calibri" w:hAnsi="Calibri"/>
-          <w:color w:val="1D1D1B"/>
+          <w:color w:val="183A43"/>
           <w:sz w:val="22"/>
           <w:szCs w:val="22"/>
         </w:rPr>
@@ -644,9 +669,9 @@
         <w:pStyle w:val="Heading2"/>
         <w:keepNext/>
         <w:pBdr>
-          <w:left w:val="single" w:color="0A4A92" w:sz="36" w:space="8"/>
+          <w:left w:val="single" w:color="1399B0" w:sz="36" w:space="8"/>
         </w:pBdr>
-        <w:shd w:fill="E8EEF7" w:color="auto" w:val="clear"/>
+        <w:shd w:fill="F1F4F0" w:color="auto" w:val="clear"/>
         <w:spacing w:after="100" w:before="280"/>
         <w:ind w:left="160"/>
       </w:pPr>
@@ -655,7 +680,7 @@
           <w:rFonts w:ascii="Calibri" w:cs="Calibri" w:eastAsia="Calibri" w:hAnsi="Calibri"/>
           <w:b/>
           <w:bCs/>
-          <w:color w:val="0A4A92"/>
+          <w:color w:val="52656A"/>
           <w:spacing w:val="20"/>
           <w:sz w:val="18"/>
           <w:szCs w:val="18"/>
@@ -673,7 +698,7 @@
           <w:rFonts w:ascii="Calibri" w:cs="Calibri" w:eastAsia="Calibri" w:hAnsi="Calibri"/>
           <w:b/>
           <w:bCs/>
-          <w:color w:val="1D1D1B"/>
+          <w:color w:val="183A43"/>
           <w:sz w:val="24"/>
           <w:szCs w:val="24"/>
         </w:rPr>
@@ -692,7 +717,7 @@
       <w:r>
         <w:rPr>
           <w:rFonts w:ascii="Calibri" w:cs="Calibri" w:eastAsia="Calibri" w:hAnsi="Calibri"/>
-          <w:color w:val="1D1D1B"/>
+          <w:color w:val="183A43"/>
           <w:sz w:val="22"/>
           <w:szCs w:val="22"/>
         </w:rPr>
@@ -711,7 +736,7 @@
       <w:r>
         <w:rPr>
           <w:rFonts w:ascii="Calibri" w:cs="Calibri" w:eastAsia="Calibri" w:hAnsi="Calibri"/>
-          <w:color w:val="1D1D1B"/>
+          <w:color w:val="183A43"/>
           <w:sz w:val="22"/>
           <w:szCs w:val="22"/>
         </w:rPr>
@@ -723,9 +748,9 @@
         <w:pStyle w:val="Heading2"/>
         <w:keepNext/>
         <w:pBdr>
-          <w:left w:val="single" w:color="0A4A92" w:sz="36" w:space="8"/>
+          <w:left w:val="single" w:color="1399B0" w:sz="36" w:space="8"/>
         </w:pBdr>
-        <w:shd w:fill="E8EEF7" w:color="auto" w:val="clear"/>
+        <w:shd w:fill="F1F4F0" w:color="auto" w:val="clear"/>
         <w:spacing w:after="100" w:before="280"/>
         <w:ind w:left="160"/>
       </w:pPr>
@@ -734,7 +759,7 @@
           <w:rFonts w:ascii="Calibri" w:cs="Calibri" w:eastAsia="Calibri" w:hAnsi="Calibri"/>
           <w:b/>
           <w:bCs/>
-          <w:color w:val="0A4A92"/>
+          <w:color w:val="52656A"/>
           <w:spacing w:val="20"/>
           <w:sz w:val="18"/>
           <w:szCs w:val="18"/>
@@ -752,7 +777,7 @@
           <w:rFonts w:ascii="Calibri" w:cs="Calibri" w:eastAsia="Calibri" w:hAnsi="Calibri"/>
           <w:b/>
           <w:bCs/>
-          <w:color w:val="1D1D1B"/>
+          <w:color w:val="183A43"/>
           <w:sz w:val="24"/>
           <w:szCs w:val="24"/>
         </w:rPr>
@@ -771,7 +796,7 @@
       <w:r>
         <w:rPr>
           <w:rFonts w:ascii="Calibri" w:cs="Calibri" w:eastAsia="Calibri" w:hAnsi="Calibri"/>
-          <w:color w:val="1D1D1B"/>
+          <w:color w:val="183A43"/>
           <w:sz w:val="22"/>
           <w:szCs w:val="22"/>
         </w:rPr>
@@ -790,7 +815,7 @@
       <w:r>
         <w:rPr>
           <w:rFonts w:ascii="Calibri" w:cs="Calibri" w:eastAsia="Calibri" w:hAnsi="Calibri"/>
-          <w:color w:val="1D1D1B"/>
+          <w:color w:val="183A43"/>
           <w:sz w:val="22"/>
           <w:szCs w:val="22"/>
         </w:rPr>
@@ -802,9 +827,9 @@
         <w:pStyle w:val="Heading2"/>
         <w:keepNext/>
         <w:pBdr>
-          <w:left w:val="single" w:color="0A4A92" w:sz="36" w:space="8"/>
+          <w:left w:val="single" w:color="1399B0" w:sz="36" w:space="8"/>
         </w:pBdr>
-        <w:shd w:fill="E8EEF7" w:color="auto" w:val="clear"/>
+        <w:shd w:fill="F1F4F0" w:color="auto" w:val="clear"/>
         <w:spacing w:after="100" w:before="280"/>
         <w:ind w:left="160"/>
       </w:pPr>
@@ -813,7 +838,7 @@
           <w:rFonts w:ascii="Calibri" w:cs="Calibri" w:eastAsia="Calibri" w:hAnsi="Calibri"/>
           <w:b/>
           <w:bCs/>
-          <w:color w:val="0A4A92"/>
+          <w:color w:val="52656A"/>
           <w:spacing w:val="20"/>
           <w:sz w:val="18"/>
           <w:szCs w:val="18"/>
@@ -831,7 +856,7 @@
           <w:rFonts w:ascii="Calibri" w:cs="Calibri" w:eastAsia="Calibri" w:hAnsi="Calibri"/>
           <w:b/>
           <w:bCs/>
-          <w:color w:val="1D1D1B"/>
+          <w:color w:val="183A43"/>
           <w:sz w:val="24"/>
           <w:szCs w:val="24"/>
         </w:rPr>
@@ -850,7 +875,7 @@
       <w:r>
         <w:rPr>
           <w:rFonts w:ascii="Calibri" w:cs="Calibri" w:eastAsia="Calibri" w:hAnsi="Calibri"/>
-          <w:color w:val="1D1D1B"/>
+          <w:color w:val="183A43"/>
           <w:sz w:val="22"/>
           <w:szCs w:val="22"/>
         </w:rPr>
@@ -869,7 +894,7 @@
       <w:r>
         <w:rPr>
           <w:rFonts w:ascii="Calibri" w:cs="Calibri" w:eastAsia="Calibri" w:hAnsi="Calibri"/>
-          <w:color w:val="1D1D1B"/>
+          <w:color w:val="183A43"/>
           <w:sz w:val="22"/>
           <w:szCs w:val="22"/>
         </w:rPr>
@@ -898,11 +923,11 @@
             <w:tcW w:type="dxa" w:w="10080"/>
             <w:tcBorders>
               <w:top w:val="none" w:color="FFFFFF" w:sz="0"/>
-              <w:left w:val="single" w:color="EF7D00" w:sz="24"/>
+              <w:left w:val="single" w:color="F37012" w:sz="24"/>
               <w:bottom w:val="none" w:color="FFFFFF" w:sz="0"/>
               <w:right w:val="none" w:color="FFFFFF" w:sz="0"/>
             </w:tcBorders>
-            <w:shd w:fill="FFF4DC" w:color="auto" w:val="clear"/>
+            <w:shd w:fill="E8F2E9" w:color="auto" w:val="clear"/>
             <w:tcMar>
               <w:top w:type="dxa" w:w="160"/>
               <w:left w:type="dxa" w:w="240"/>
@@ -919,7 +944,7 @@
                 <w:rFonts w:ascii="Calibri" w:cs="Calibri" w:eastAsia="Calibri" w:hAnsi="Calibri"/>
                 <w:b/>
                 <w:bCs/>
-                <w:color w:val="8A5A00"/>
+                <w:color w:val="52656A"/>
                 <w:spacing w:val="20"/>
                 <w:sz w:val="17"/>
                 <w:szCs w:val="17"/>
@@ -934,7 +959,7 @@
             <w:r>
               <w:rPr>
                 <w:rFonts w:ascii="Calibri" w:cs="Calibri" w:eastAsia="Calibri" w:hAnsi="Calibri"/>
-                <w:color w:val="1D1D1B"/>
+                <w:color w:val="183A43"/>
                 <w:sz w:val="22"/>
                 <w:szCs w:val="22"/>
               </w:rPr>
@@ -954,9 +979,9 @@
         <w:pStyle w:val="Heading2"/>
         <w:keepNext/>
         <w:pBdr>
-          <w:left w:val="single" w:color="0A4A92" w:sz="36" w:space="8"/>
+          <w:left w:val="single" w:color="1399B0" w:sz="36" w:space="8"/>
         </w:pBdr>
-        <w:shd w:fill="E8EEF7" w:color="auto" w:val="clear"/>
+        <w:shd w:fill="F1F4F0" w:color="auto" w:val="clear"/>
         <w:spacing w:after="100" w:before="280"/>
         <w:ind w:left="160"/>
       </w:pPr>
@@ -965,7 +990,7 @@
           <w:rFonts w:ascii="Calibri" w:cs="Calibri" w:eastAsia="Calibri" w:hAnsi="Calibri"/>
           <w:b/>
           <w:bCs/>
-          <w:color w:val="0A4A92"/>
+          <w:color w:val="52656A"/>
           <w:spacing w:val="20"/>
           <w:sz w:val="18"/>
           <w:szCs w:val="18"/>
@@ -983,7 +1008,7 @@
           <w:rFonts w:ascii="Calibri" w:cs="Calibri" w:eastAsia="Calibri" w:hAnsi="Calibri"/>
           <w:b/>
           <w:bCs/>
-          <w:color w:val="1D1D1B"/>
+          <w:color w:val="183A43"/>
           <w:sz w:val="24"/>
           <w:szCs w:val="24"/>
         </w:rPr>
@@ -1002,7 +1027,7 @@
       <w:r>
         <w:rPr>
           <w:rFonts w:ascii="Calibri" w:cs="Calibri" w:eastAsia="Calibri" w:hAnsi="Calibri"/>
-          <w:color w:val="1D1D1B"/>
+          <w:color w:val="183A43"/>
           <w:sz w:val="22"/>
           <w:szCs w:val="22"/>
         </w:rPr>
@@ -1021,7 +1046,7 @@
       <w:r>
         <w:rPr>
           <w:rFonts w:ascii="Calibri" w:cs="Calibri" w:eastAsia="Calibri" w:hAnsi="Calibri"/>
-          <w:color w:val="1D1D1B"/>
+          <w:color w:val="183A43"/>
           <w:sz w:val="22"/>
           <w:szCs w:val="22"/>
         </w:rPr>
@@ -1033,32 +1058,41 @@
         <w:pStyle w:val="Heading1"/>
         <w:keepNext/>
         <w:pBdr>
-          <w:bottom w:val="single" w:color="0A4A92" w:sz="18" w:space="4"/>
+          <w:bottom w:val="single" w:color="CAD6D0" w:sz="4" w:space="4"/>
         </w:pBdr>
         <w:spacing w:after="160" w:before="360"/>
       </w:pPr>
       <w:r>
         <w:rPr>
           <w:rFonts w:ascii="Calibri" w:cs="Calibri" w:eastAsia="Calibri" w:hAnsi="Calibri"/>
+          <w:color w:val="1399B0"/>
+          <w:sz w:val="24"/>
+          <w:szCs w:val="24"/>
+        </w:rPr>
+        <w:t xml:space="preserve">■  </w:t>
+      </w:r>
+      <w:r>
+        <w:rPr>
+          <w:rFonts w:ascii="Calibri" w:cs="Calibri" w:eastAsia="Calibri" w:hAnsi="Calibri"/>
           <w:b/>
           <w:bCs/>
-          <w:color w:val="1D1D1B"/>
-          <w:sz w:val="28"/>
-          <w:szCs w:val="28"/>
-        </w:rPr>
-        <w:t xml:space="preserve">INTENCIÓN PEDAGÓGICA Y HERRAMIENTA SUGERIDA</w:t>
+          <w:color w:val="183A43"/>
+          <w:sz w:val="30"/>
+          <w:szCs w:val="30"/>
+        </w:rPr>
+        <w:t xml:space="preserve">Intención pedagógica y herramienta sugerida</w:t>
       </w:r>
     </w:p>
     <w:tbl>
       <w:tblPr>
         <w:tblW w:type="dxa" w:w="10080"/>
         <w:tblBorders>
-          <w:top w:val="single" w:color="E2E2DF" w:sz="4"/>
-          <w:left w:val="single" w:color="E2E2DF" w:sz="4"/>
-          <w:bottom w:val="single" w:color="E2E2DF" w:sz="4"/>
-          <w:right w:val="single" w:color="E2E2DF" w:sz="4"/>
-          <w:insideH w:val="single" w:color="E2E2DF" w:sz="4"/>
-          <w:insideV w:val="single" w:color="E2E2DF" w:sz="4"/>
+          <w:top w:val="single" w:color="CAD6D0" w:sz="4"/>
+          <w:left w:val="single" w:color="CAD6D0" w:sz="4"/>
+          <w:bottom w:val="single" w:color="CAD6D0" w:sz="4"/>
+          <w:right w:val="single" w:color="CAD6D0" w:sz="4"/>
+          <w:insideH w:val="single" w:color="CAD6D0" w:sz="4"/>
+          <w:insideV w:val="single" w:color="CAD6D0" w:sz="4"/>
         </w:tblBorders>
         <w:tblLayout w:type="fixed"/>
       </w:tblPr>
@@ -1074,7 +1108,7 @@
         <w:tc>
           <w:tcPr>
             <w:tcW w:type="dxa" w:w="3427"/>
-            <w:shd w:fill="0A4A92" w:color="auto" w:val="clear"/>
+            <w:shd w:fill="E8F2E9" w:color="auto" w:val="clear"/>
             <w:tcMar>
               <w:top w:type="dxa" w:w="100"/>
               <w:left w:type="dxa" w:w="140"/>
@@ -1091,7 +1125,7 @@
               <w:rPr>
                 <w:b/>
                 <w:bCs/>
-                <w:color w:val="FFFFFF"/>
+                <w:color w:val="183A43"/>
                 <w:sz w:val="20"/>
                 <w:szCs w:val="20"/>
               </w:rPr>
@@ -1102,7 +1136,7 @@
         <w:tc>
           <w:tcPr>
             <w:tcW w:type="dxa" w:w="3629"/>
-            <w:shd w:fill="0A4A92" w:color="auto" w:val="clear"/>
+            <w:shd w:fill="E8F2E9" w:color="auto" w:val="clear"/>
             <w:tcMar>
               <w:top w:type="dxa" w:w="100"/>
               <w:left w:type="dxa" w:w="140"/>
@@ -1119,7 +1153,7 @@
               <w:rPr>
                 <w:b/>
                 <w:bCs/>
-                <w:color w:val="FFFFFF"/>
+                <w:color w:val="183A43"/>
                 <w:sz w:val="20"/>
                 <w:szCs w:val="20"/>
               </w:rPr>
@@ -1130,7 +1164,7 @@
         <w:tc>
           <w:tcPr>
             <w:tcW w:type="dxa" w:w="3024"/>
-            <w:shd w:fill="0A4A92" w:color="auto" w:val="clear"/>
+            <w:shd w:fill="E8F2E9" w:color="auto" w:val="clear"/>
             <w:tcMar>
               <w:top w:type="dxa" w:w="100"/>
               <w:left w:type="dxa" w:w="140"/>
@@ -1147,7 +1181,7 @@
               <w:rPr>
                 <w:b/>
                 <w:bCs/>
-                <w:color w:val="FFFFFF"/>
+                <w:color w:val="183A43"/>
                 <w:sz w:val="20"/>
                 <w:szCs w:val="20"/>
               </w:rPr>
@@ -1180,7 +1214,7 @@
               <w:rPr>
                 <w:b/>
                 <w:bCs/>
-                <w:color w:val="1D1D1B"/>
+                <w:color w:val="183A43"/>
                 <w:sz w:val="20"/>
                 <w:szCs w:val="20"/>
               </w:rPr>
@@ -1208,7 +1242,7 @@
               <w:rPr>
                 <w:b w:val="false"/>
                 <w:bCs w:val="false"/>
-                <w:color w:val="1D1D1B"/>
+                <w:color w:val="183A43"/>
                 <w:sz w:val="20"/>
                 <w:szCs w:val="20"/>
               </w:rPr>
@@ -1236,7 +1270,7 @@
               <w:rPr>
                 <w:b w:val="false"/>
                 <w:bCs w:val="false"/>
-                <w:color w:val="1D1D1B"/>
+                <w:color w:val="183A43"/>
                 <w:sz w:val="20"/>
                 <w:szCs w:val="20"/>
               </w:rPr>
@@ -1252,7 +1286,7 @@
         <w:tc>
           <w:tcPr>
             <w:tcW w:type="dxa" w:w="3427"/>
-            <w:shd w:fill="F4F4F2" w:color="auto" w:val="clear"/>
+            <w:shd w:fill="F1F4F0" w:color="auto" w:val="clear"/>
             <w:tcMar>
               <w:top w:type="dxa" w:w="100"/>
               <w:left w:type="dxa" w:w="140"/>
@@ -1269,7 +1303,7 @@
               <w:rPr>
                 <w:b/>
                 <w:bCs/>
-                <w:color w:val="1D1D1B"/>
+                <w:color w:val="183A43"/>
                 <w:sz w:val="20"/>
                 <w:szCs w:val="20"/>
               </w:rPr>
@@ -1280,7 +1314,7 @@
         <w:tc>
           <w:tcPr>
             <w:tcW w:type="dxa" w:w="3629"/>
-            <w:shd w:fill="F4F4F2" w:color="auto" w:val="clear"/>
+            <w:shd w:fill="F1F4F0" w:color="auto" w:val="clear"/>
             <w:tcMar>
               <w:top w:type="dxa" w:w="100"/>
               <w:left w:type="dxa" w:w="140"/>
@@ -1297,7 +1331,7 @@
               <w:rPr>
                 <w:b w:val="false"/>
                 <w:bCs w:val="false"/>
-                <w:color w:val="1D1D1B"/>
+                <w:color w:val="183A43"/>
                 <w:sz w:val="20"/>
                 <w:szCs w:val="20"/>
               </w:rPr>
@@ -1308,7 +1342,7 @@
         <w:tc>
           <w:tcPr>
             <w:tcW w:type="dxa" w:w="3024"/>
-            <w:shd w:fill="F4F4F2" w:color="auto" w:val="clear"/>
+            <w:shd w:fill="F1F4F0" w:color="auto" w:val="clear"/>
             <w:tcMar>
               <w:top w:type="dxa" w:w="100"/>
               <w:left w:type="dxa" w:w="140"/>
@@ -1325,7 +1359,7 @@
               <w:rPr>
                 <w:b w:val="false"/>
                 <w:bCs w:val="false"/>
-                <w:color w:val="1D1D1B"/>
+                <w:color w:val="183A43"/>
                 <w:sz w:val="20"/>
                 <w:szCs w:val="20"/>
               </w:rPr>
@@ -1358,7 +1392,7 @@
               <w:rPr>
                 <w:b/>
                 <w:bCs/>
-                <w:color w:val="1D1D1B"/>
+                <w:color w:val="183A43"/>
                 <w:sz w:val="20"/>
                 <w:szCs w:val="20"/>
               </w:rPr>
@@ -1386,7 +1420,7 @@
               <w:rPr>
                 <w:b w:val="false"/>
                 <w:bCs w:val="false"/>
-                <w:color w:val="1D1D1B"/>
+                <w:color w:val="183A43"/>
                 <w:sz w:val="20"/>
                 <w:szCs w:val="20"/>
               </w:rPr>
@@ -1414,7 +1448,7 @@
               <w:rPr>
                 <w:b w:val="false"/>
                 <w:bCs w:val="false"/>
-                <w:color w:val="1D1D1B"/>
+                <w:color w:val="183A43"/>
                 <w:sz w:val="20"/>
                 <w:szCs w:val="20"/>
               </w:rPr>
@@ -1430,7 +1464,7 @@
         <w:tc>
           <w:tcPr>
             <w:tcW w:type="dxa" w:w="3427"/>
-            <w:shd w:fill="F4F4F2" w:color="auto" w:val="clear"/>
+            <w:shd w:fill="F1F4F0" w:color="auto" w:val="clear"/>
             <w:tcMar>
               <w:top w:type="dxa" w:w="100"/>
               <w:left w:type="dxa" w:w="140"/>
@@ -1447,7 +1481,7 @@
               <w:rPr>
                 <w:b/>
                 <w:bCs/>
-                <w:color w:val="1D1D1B"/>
+                <w:color w:val="183A43"/>
                 <w:sz w:val="20"/>
                 <w:szCs w:val="20"/>
               </w:rPr>
@@ -1458,7 +1492,7 @@
         <w:tc>
           <w:tcPr>
             <w:tcW w:type="dxa" w:w="3629"/>
-            <w:shd w:fill="F4F4F2" w:color="auto" w:val="clear"/>
+            <w:shd w:fill="F1F4F0" w:color="auto" w:val="clear"/>
             <w:tcMar>
               <w:top w:type="dxa" w:w="100"/>
               <w:left w:type="dxa" w:w="140"/>
@@ -1475,7 +1509,7 @@
               <w:rPr>
                 <w:b w:val="false"/>
                 <w:bCs w:val="false"/>
-                <w:color w:val="1D1D1B"/>
+                <w:color w:val="183A43"/>
                 <w:sz w:val="20"/>
                 <w:szCs w:val="20"/>
               </w:rPr>
@@ -1486,7 +1520,7 @@
         <w:tc>
           <w:tcPr>
             <w:tcW w:type="dxa" w:w="3024"/>
-            <w:shd w:fill="F4F4F2" w:color="auto" w:val="clear"/>
+            <w:shd w:fill="F1F4F0" w:color="auto" w:val="clear"/>
             <w:tcMar>
               <w:top w:type="dxa" w:w="100"/>
               <w:left w:type="dxa" w:w="140"/>
@@ -1503,7 +1537,7 @@
               <w:rPr>
                 <w:b w:val="false"/>
                 <w:bCs w:val="false"/>
-                <w:color w:val="1D1D1B"/>
+                <w:color w:val="183A43"/>
                 <w:sz w:val="20"/>
                 <w:szCs w:val="20"/>
               </w:rPr>
@@ -1536,7 +1570,7 @@
               <w:rPr>
                 <w:b/>
                 <w:bCs/>
-                <w:color w:val="1D1D1B"/>
+                <w:color w:val="183A43"/>
                 <w:sz w:val="20"/>
                 <w:szCs w:val="20"/>
               </w:rPr>
@@ -1564,7 +1598,7 @@
               <w:rPr>
                 <w:b w:val="false"/>
                 <w:bCs w:val="false"/>
-                <w:color w:val="1D1D1B"/>
+                <w:color w:val="183A43"/>
                 <w:sz w:val="20"/>
                 <w:szCs w:val="20"/>
               </w:rPr>
@@ -1592,7 +1626,7 @@
               <w:rPr>
                 <w:b w:val="false"/>
                 <w:bCs w:val="false"/>
-                <w:color w:val="1D1D1B"/>
+                <w:color w:val="183A43"/>
                 <w:sz w:val="20"/>
                 <w:szCs w:val="20"/>
               </w:rPr>
@@ -1608,7 +1642,7 @@
         <w:tc>
           <w:tcPr>
             <w:tcW w:type="dxa" w:w="3427"/>
-            <w:shd w:fill="F4F4F2" w:color="auto" w:val="clear"/>
+            <w:shd w:fill="F1F4F0" w:color="auto" w:val="clear"/>
             <w:tcMar>
               <w:top w:type="dxa" w:w="100"/>
               <w:left w:type="dxa" w:w="140"/>
@@ -1625,7 +1659,7 @@
               <w:rPr>
                 <w:b/>
                 <w:bCs/>
-                <w:color w:val="1D1D1B"/>
+                <w:color w:val="183A43"/>
                 <w:sz w:val="20"/>
                 <w:szCs w:val="20"/>
               </w:rPr>
@@ -1636,7 +1670,7 @@
         <w:tc>
           <w:tcPr>
             <w:tcW w:type="dxa" w:w="3629"/>
-            <w:shd w:fill="F4F4F2" w:color="auto" w:val="clear"/>
+            <w:shd w:fill="F1F4F0" w:color="auto" w:val="clear"/>
             <w:tcMar>
               <w:top w:type="dxa" w:w="100"/>
               <w:left w:type="dxa" w:w="140"/>
@@ -1653,7 +1687,7 @@
               <w:rPr>
                 <w:b w:val="false"/>
                 <w:bCs w:val="false"/>
-                <w:color w:val="1D1D1B"/>
+                <w:color w:val="183A43"/>
                 <w:sz w:val="20"/>
                 <w:szCs w:val="20"/>
               </w:rPr>
@@ -1664,7 +1698,7 @@
         <w:tc>
           <w:tcPr>
             <w:tcW w:type="dxa" w:w="3024"/>
-            <w:shd w:fill="F4F4F2" w:color="auto" w:val="clear"/>
+            <w:shd w:fill="F1F4F0" w:color="auto" w:val="clear"/>
             <w:tcMar>
               <w:top w:type="dxa" w:w="100"/>
               <w:left w:type="dxa" w:w="140"/>
@@ -1681,7 +1715,7 @@
               <w:rPr>
                 <w:b w:val="false"/>
                 <w:bCs w:val="false"/>
-                <w:color w:val="1D1D1B"/>
+                <w:color w:val="183A43"/>
                 <w:sz w:val="20"/>
                 <w:szCs w:val="20"/>
               </w:rPr>
@@ -1714,7 +1748,7 @@
               <w:rPr>
                 <w:b/>
                 <w:bCs/>
-                <w:color w:val="1D1D1B"/>
+                <w:color w:val="183A43"/>
                 <w:sz w:val="20"/>
                 <w:szCs w:val="20"/>
               </w:rPr>
@@ -1742,7 +1776,7 @@
               <w:rPr>
                 <w:b w:val="false"/>
                 <w:bCs w:val="false"/>
-                <w:color w:val="1D1D1B"/>
+                <w:color w:val="183A43"/>
                 <w:sz w:val="20"/>
                 <w:szCs w:val="20"/>
               </w:rPr>
@@ -1770,7 +1804,7 @@
               <w:rPr>
                 <w:b w:val="false"/>
                 <w:bCs w:val="false"/>
-                <w:color w:val="1D1D1B"/>
+                <w:color w:val="183A43"/>
                 <w:sz w:val="20"/>
                 <w:szCs w:val="20"/>
               </w:rPr>
@@ -1786,7 +1820,7 @@
         <w:tc>
           <w:tcPr>
             <w:tcW w:type="dxa" w:w="3427"/>
-            <w:shd w:fill="F4F4F2" w:color="auto" w:val="clear"/>
+            <w:shd w:fill="F1F4F0" w:color="auto" w:val="clear"/>
             <w:tcMar>
               <w:top w:type="dxa" w:w="100"/>
               <w:left w:type="dxa" w:w="140"/>
@@ -1803,7 +1837,7 @@
               <w:rPr>
                 <w:b/>
                 <w:bCs/>
-                <w:color w:val="1D1D1B"/>
+                <w:color w:val="183A43"/>
                 <w:sz w:val="20"/>
                 <w:szCs w:val="20"/>
               </w:rPr>
@@ -1814,7 +1848,7 @@
         <w:tc>
           <w:tcPr>
             <w:tcW w:type="dxa" w:w="3629"/>
-            <w:shd w:fill="F4F4F2" w:color="auto" w:val="clear"/>
+            <w:shd w:fill="F1F4F0" w:color="auto" w:val="clear"/>
             <w:tcMar>
               <w:top w:type="dxa" w:w="100"/>
               <w:left w:type="dxa" w:w="140"/>
@@ -1831,7 +1865,7 @@
               <w:rPr>
                 <w:b w:val="false"/>
                 <w:bCs w:val="false"/>
-                <w:color w:val="1D1D1B"/>
+                <w:color w:val="183A43"/>
                 <w:sz w:val="20"/>
                 <w:szCs w:val="20"/>
               </w:rPr>
@@ -1842,7 +1876,7 @@
         <w:tc>
           <w:tcPr>
             <w:tcW w:type="dxa" w:w="3024"/>
-            <w:shd w:fill="F4F4F2" w:color="auto" w:val="clear"/>
+            <w:shd w:fill="F1F4F0" w:color="auto" w:val="clear"/>
             <w:tcMar>
               <w:top w:type="dxa" w:w="100"/>
               <w:left w:type="dxa" w:w="140"/>
@@ -1859,7 +1893,7 @@
               <w:rPr>
                 <w:b w:val="false"/>
                 <w:bCs w:val="false"/>
-                <w:color w:val="1D1D1B"/>
+                <w:color w:val="183A43"/>
                 <w:sz w:val="20"/>
                 <w:szCs w:val="20"/>
               </w:rPr>
@@ -1892,7 +1926,7 @@
               <w:rPr>
                 <w:b/>
                 <w:bCs/>
-                <w:color w:val="1D1D1B"/>
+                <w:color w:val="183A43"/>
                 <w:sz w:val="20"/>
                 <w:szCs w:val="20"/>
               </w:rPr>
@@ -1920,7 +1954,7 @@
               <w:rPr>
                 <w:b w:val="false"/>
                 <w:bCs w:val="false"/>
-                <w:color w:val="1D1D1B"/>
+                <w:color w:val="183A43"/>
                 <w:sz w:val="20"/>
                 <w:szCs w:val="20"/>
               </w:rPr>
@@ -1948,7 +1982,7 @@
               <w:rPr>
                 <w:b w:val="false"/>
                 <w:bCs w:val="false"/>
-                <w:color w:val="1D1D1B"/>
+                <w:color w:val="183A43"/>
                 <w:sz w:val="20"/>
                 <w:szCs w:val="20"/>
               </w:rPr>
@@ -1968,20 +2002,29 @@
         <w:pStyle w:val="Heading1"/>
         <w:keepNext/>
         <w:pBdr>
-          <w:bottom w:val="single" w:color="0A4A92" w:sz="18" w:space="4"/>
+          <w:bottom w:val="single" w:color="CAD6D0" w:sz="4" w:space="4"/>
         </w:pBdr>
         <w:spacing w:after="160" w:before="360"/>
       </w:pPr>
       <w:r>
         <w:rPr>
           <w:rFonts w:ascii="Calibri" w:cs="Calibri" w:eastAsia="Calibri" w:hAnsi="Calibri"/>
+          <w:color w:val="1399B0"/>
+          <w:sz w:val="24"/>
+          <w:szCs w:val="24"/>
+        </w:rPr>
+        <w:t xml:space="preserve">■  </w:t>
+      </w:r>
+      <w:r>
+        <w:rPr>
+          <w:rFonts w:ascii="Calibri" w:cs="Calibri" w:eastAsia="Calibri" w:hAnsi="Calibri"/>
           <w:b/>
           <w:bCs/>
-          <w:color w:val="1D1D1B"/>
-          <w:sz w:val="28"/>
-          <w:szCs w:val="28"/>
-        </w:rPr>
-        <w:t xml:space="preserve">BUENAS PRÁCTICAS</w:t>
+          <w:color w:val="183A43"/>
+          <w:sz w:val="30"/>
+          <w:szCs w:val="30"/>
+        </w:rPr>
+        <w:t xml:space="preserve">Buenas prácticas</w:t>
       </w:r>
     </w:p>
     <w:p>
@@ -1996,7 +2039,7 @@
       <w:r>
         <w:rPr>
           <w:rFonts w:ascii="Calibri" w:cs="Calibri" w:eastAsia="Calibri" w:hAnsi="Calibri"/>
-          <w:color w:val="1D1D1B"/>
+          <w:color w:val="183A43"/>
           <w:sz w:val="22"/>
           <w:szCs w:val="22"/>
         </w:rPr>
@@ -2015,7 +2058,7 @@
       <w:r>
         <w:rPr>
           <w:rFonts w:ascii="Calibri" w:cs="Calibri" w:eastAsia="Calibri" w:hAnsi="Calibri"/>
-          <w:color w:val="1D1D1B"/>
+          <w:color w:val="183A43"/>
           <w:sz w:val="22"/>
           <w:szCs w:val="22"/>
         </w:rPr>
@@ -2034,7 +2077,7 @@
       <w:r>
         <w:rPr>
           <w:rFonts w:ascii="Calibri" w:cs="Calibri" w:eastAsia="Calibri" w:hAnsi="Calibri"/>
-          <w:color w:val="1D1D1B"/>
+          <w:color w:val="183A43"/>
           <w:sz w:val="22"/>
           <w:szCs w:val="22"/>
         </w:rPr>
@@ -2046,32 +2089,41 @@
         <w:pStyle w:val="Heading1"/>
         <w:keepNext/>
         <w:pBdr>
-          <w:bottom w:val="single" w:color="0A4A92" w:sz="18" w:space="4"/>
+          <w:bottom w:val="single" w:color="CAD6D0" w:sz="4" w:space="4"/>
         </w:pBdr>
         <w:spacing w:after="160" w:before="360"/>
       </w:pPr>
       <w:r>
         <w:rPr>
           <w:rFonts w:ascii="Calibri" w:cs="Calibri" w:eastAsia="Calibri" w:hAnsi="Calibri"/>
+          <w:color w:val="1399B0"/>
+          <w:sz w:val="24"/>
+          <w:szCs w:val="24"/>
+        </w:rPr>
+        <w:t xml:space="preserve">■  </w:t>
+      </w:r>
+      <w:r>
+        <w:rPr>
+          <w:rFonts w:ascii="Calibri" w:cs="Calibri" w:eastAsia="Calibri" w:hAnsi="Calibri"/>
           <w:b/>
           <w:bCs/>
-          <w:color w:val="1D1D1B"/>
-          <w:sz w:val="28"/>
-          <w:szCs w:val="28"/>
-        </w:rPr>
-        <w:t xml:space="preserve">ERRORES FRECUENTES Y CÓMO RESOLVERLOS</w:t>
+          <w:color w:val="183A43"/>
+          <w:sz w:val="30"/>
+          <w:szCs w:val="30"/>
+        </w:rPr>
+        <w:t xml:space="preserve">Errores frecuentes y cómo resolverlos</w:t>
       </w:r>
     </w:p>
     <w:tbl>
       <w:tblPr>
         <w:tblW w:type="dxa" w:w="10080"/>
         <w:tblBorders>
-          <w:top w:val="single" w:color="E2E2DF" w:sz="4"/>
-          <w:left w:val="single" w:color="E2E2DF" w:sz="4"/>
-          <w:bottom w:val="single" w:color="E2E2DF" w:sz="4"/>
-          <w:right w:val="single" w:color="E2E2DF" w:sz="4"/>
-          <w:insideH w:val="single" w:color="E2E2DF" w:sz="4"/>
-          <w:insideV w:val="single" w:color="E2E2DF" w:sz="4"/>
+          <w:top w:val="single" w:color="CAD6D0" w:sz="4"/>
+          <w:left w:val="single" w:color="CAD6D0" w:sz="4"/>
+          <w:bottom w:val="single" w:color="CAD6D0" w:sz="4"/>
+          <w:right w:val="single" w:color="CAD6D0" w:sz="4"/>
+          <w:insideH w:val="single" w:color="CAD6D0" w:sz="4"/>
+          <w:insideV w:val="single" w:color="CAD6D0" w:sz="4"/>
         </w:tblBorders>
         <w:tblLayout w:type="fixed"/>
       </w:tblPr>
@@ -2086,7 +2138,7 @@
         <w:tc>
           <w:tcPr>
             <w:tcW w:type="dxa" w:w="3629"/>
-            <w:shd w:fill="0A4A92" w:color="auto" w:val="clear"/>
+            <w:shd w:fill="E8F2E9" w:color="auto" w:val="clear"/>
             <w:tcMar>
               <w:top w:type="dxa" w:w="100"/>
               <w:left w:type="dxa" w:w="140"/>
@@ -2103,7 +2155,7 @@
               <w:rPr>
                 <w:b/>
                 <w:bCs/>
-                <w:color w:val="FFFFFF"/>
+                <w:color w:val="183A43"/>
                 <w:sz w:val="20"/>
                 <w:szCs w:val="20"/>
               </w:rPr>
@@ -2114,7 +2166,7 @@
         <w:tc>
           <w:tcPr>
             <w:tcW w:type="dxa" w:w="6451"/>
-            <w:shd w:fill="0A4A92" w:color="auto" w:val="clear"/>
+            <w:shd w:fill="E8F2E9" w:color="auto" w:val="clear"/>
             <w:tcMar>
               <w:top w:type="dxa" w:w="100"/>
               <w:left w:type="dxa" w:w="140"/>
@@ -2131,7 +2183,7 @@
               <w:rPr>
                 <w:b/>
                 <w:bCs/>
-                <w:color w:val="FFFFFF"/>
+                <w:color w:val="183A43"/>
                 <w:sz w:val="20"/>
                 <w:szCs w:val="20"/>
               </w:rPr>
@@ -2164,7 +2216,7 @@
               <w:rPr>
                 <w:b/>
                 <w:bCs/>
-                <w:color w:val="1D1D1B"/>
+                <w:color w:val="183A43"/>
                 <w:sz w:val="20"/>
                 <w:szCs w:val="20"/>
               </w:rPr>
@@ -2192,7 +2244,7 @@
               <w:rPr>
                 <w:b w:val="false"/>
                 <w:bCs w:val="false"/>
-                <w:color w:val="1D1D1B"/>
+                <w:color w:val="183A43"/>
                 <w:sz w:val="20"/>
                 <w:szCs w:val="20"/>
               </w:rPr>
@@ -2208,7 +2260,7 @@
         <w:tc>
           <w:tcPr>
             <w:tcW w:type="dxa" w:w="3629"/>
-            <w:shd w:fill="F4F4F2" w:color="auto" w:val="clear"/>
+            <w:shd w:fill="F1F4F0" w:color="auto" w:val="clear"/>
             <w:tcMar>
               <w:top w:type="dxa" w:w="100"/>
               <w:left w:type="dxa" w:w="140"/>
@@ -2225,7 +2277,7 @@
               <w:rPr>
                 <w:b/>
                 <w:bCs/>
-                <w:color w:val="1D1D1B"/>
+                <w:color w:val="183A43"/>
                 <w:sz w:val="20"/>
                 <w:szCs w:val="20"/>
               </w:rPr>
@@ -2236,7 +2288,7 @@
         <w:tc>
           <w:tcPr>
             <w:tcW w:type="dxa" w:w="6451"/>
-            <w:shd w:fill="F4F4F2" w:color="auto" w:val="clear"/>
+            <w:shd w:fill="F1F4F0" w:color="auto" w:val="clear"/>
             <w:tcMar>
               <w:top w:type="dxa" w:w="100"/>
               <w:left w:type="dxa" w:w="140"/>
@@ -2253,7 +2305,7 @@
               <w:rPr>
                 <w:b w:val="false"/>
                 <w:bCs w:val="false"/>
-                <w:color w:val="1D1D1B"/>
+                <w:color w:val="183A43"/>
                 <w:sz w:val="20"/>
                 <w:szCs w:val="20"/>
               </w:rPr>
@@ -2286,7 +2338,7 @@
               <w:rPr>
                 <w:b/>
                 <w:bCs/>
-                <w:color w:val="1D1D1B"/>
+                <w:color w:val="183A43"/>
                 <w:sz w:val="20"/>
                 <w:szCs w:val="20"/>
               </w:rPr>
@@ -2314,7 +2366,7 @@
               <w:rPr>
                 <w:b w:val="false"/>
                 <w:bCs w:val="false"/>
-                <w:color w:val="1D1D1B"/>
+                <w:color w:val="183A43"/>
                 <w:sz w:val="20"/>
                 <w:szCs w:val="20"/>
               </w:rPr>
@@ -2334,20 +2386,29 @@
         <w:pStyle w:val="Heading1"/>
         <w:keepNext/>
         <w:pBdr>
-          <w:bottom w:val="single" w:color="0A4A92" w:sz="18" w:space="4"/>
+          <w:bottom w:val="single" w:color="CAD6D0" w:sz="4" w:space="4"/>
         </w:pBdr>
         <w:spacing w:after="160" w:before="360"/>
       </w:pPr>
       <w:r>
         <w:rPr>
           <w:rFonts w:ascii="Calibri" w:cs="Calibri" w:eastAsia="Calibri" w:hAnsi="Calibri"/>
+          <w:color w:val="1399B0"/>
+          <w:sz w:val="24"/>
+          <w:szCs w:val="24"/>
+        </w:rPr>
+        <w:t xml:space="preserve">■  </w:t>
+      </w:r>
+      <w:r>
+        <w:rPr>
+          <w:rFonts w:ascii="Calibri" w:cs="Calibri" w:eastAsia="Calibri" w:hAnsi="Calibri"/>
           <w:b/>
           <w:bCs/>
-          <w:color w:val="1D1D1B"/>
-          <w:sz w:val="28"/>
-          <w:szCs w:val="28"/>
-        </w:rPr>
-        <w:t xml:space="preserve">RETO PRÁCTICO</w:t>
+          <w:color w:val="183A43"/>
+          <w:sz w:val="30"/>
+          <w:szCs w:val="30"/>
+        </w:rPr>
+        <w:t xml:space="preserve">Reto práctico</w:t>
       </w:r>
     </w:p>
     <w:tbl>
@@ -2372,11 +2433,11 @@
             <w:tcW w:type="dxa" w:w="10080"/>
             <w:tcBorders>
               <w:top w:val="none" w:color="FFFFFF" w:sz="0"/>
-              <w:left w:val="single" w:color="1D1D1B" w:sz="24"/>
+              <w:left w:val="single" w:color="183A43" w:sz="24"/>
               <w:bottom w:val="none" w:color="FFFFFF" w:sz="0"/>
               <w:right w:val="none" w:color="FFFFFF" w:sz="0"/>
             </w:tcBorders>
-            <w:shd w:fill="F4F4F2" w:color="auto" w:val="clear"/>
+            <w:shd w:fill="FFFFFF" w:color="auto" w:val="clear"/>
             <w:tcMar>
               <w:top w:type="dxa" w:w="160"/>
               <w:left w:type="dxa" w:w="240"/>
@@ -2393,7 +2454,7 @@
                 <w:rFonts w:ascii="Calibri" w:cs="Calibri" w:eastAsia="Calibri" w:hAnsi="Calibri"/>
                 <w:b/>
                 <w:bCs/>
-                <w:color w:val="1D1D1B"/>
+                <w:color w:val="52656A"/>
                 <w:spacing w:val="20"/>
                 <w:sz w:val="17"/>
                 <w:szCs w:val="17"/>
@@ -2408,7 +2469,7 @@
             <w:r>
               <w:rPr>
                 <w:rFonts w:ascii="Calibri" w:cs="Calibri" w:eastAsia="Calibri" w:hAnsi="Calibri"/>
-                <w:color w:val="1D1D1B"/>
+                <w:color w:val="183A43"/>
                 <w:sz w:val="22"/>
                 <w:szCs w:val="22"/>
               </w:rPr>
@@ -2428,20 +2489,29 @@
         <w:pStyle w:val="Heading1"/>
         <w:keepNext/>
         <w:pBdr>
-          <w:bottom w:val="single" w:color="0A4A92" w:sz="18" w:space="4"/>
+          <w:bottom w:val="single" w:color="CAD6D0" w:sz="4" w:space="4"/>
         </w:pBdr>
         <w:spacing w:after="160" w:before="360"/>
       </w:pPr>
       <w:r>
         <w:rPr>
           <w:rFonts w:ascii="Calibri" w:cs="Calibri" w:eastAsia="Calibri" w:hAnsi="Calibri"/>
+          <w:color w:val="1399B0"/>
+          <w:sz w:val="24"/>
+          <w:szCs w:val="24"/>
+        </w:rPr>
+        <w:t xml:space="preserve">■  </w:t>
+      </w:r>
+      <w:r>
+        <w:rPr>
+          <w:rFonts w:ascii="Calibri" w:cs="Calibri" w:eastAsia="Calibri" w:hAnsi="Calibri"/>
           <w:b/>
           <w:bCs/>
-          <w:color w:val="1D1D1B"/>
-          <w:sz w:val="28"/>
-          <w:szCs w:val="28"/>
-        </w:rPr>
-        <w:t xml:space="preserve">VERIFICA TU AVANCE</w:t>
+          <w:color w:val="183A43"/>
+          <w:sz w:val="30"/>
+          <w:szCs w:val="30"/>
+        </w:rPr>
+        <w:t xml:space="preserve">Verifica tu avance</w:t>
       </w:r>
     </w:p>
     <w:p>
@@ -2455,7 +2525,7 @@
       <w:r>
         <w:rPr>
           <w:rFonts w:ascii="Segoe UI Symbol" w:cs="Segoe UI Symbol" w:eastAsia="Segoe UI Symbol" w:hAnsi="Segoe UI Symbol"/>
-          <w:color w:val="5C5C5A"/>
+          <w:color w:val="52656A"/>
           <w:sz w:val="26"/>
           <w:szCs w:val="26"/>
         </w:rPr>
@@ -2464,7 +2534,7 @@
       <w:r>
         <w:rPr>
           <w:rFonts w:ascii="Calibri" w:cs="Calibri" w:eastAsia="Calibri" w:hAnsi="Calibri"/>
-          <w:color w:val="1D1D1B"/>
+          <w:color w:val="183A43"/>
           <w:sz w:val="22"/>
           <w:szCs w:val="22"/>
         </w:rPr>
@@ -2482,7 +2552,7 @@
       <w:r>
         <w:rPr>
           <w:rFonts w:ascii="Segoe UI Symbol" w:cs="Segoe UI Symbol" w:eastAsia="Segoe UI Symbol" w:hAnsi="Segoe UI Symbol"/>
-          <w:color w:val="5C5C5A"/>
+          <w:color w:val="52656A"/>
           <w:sz w:val="26"/>
           <w:szCs w:val="26"/>
         </w:rPr>
@@ -2491,7 +2561,7 @@
       <w:r>
         <w:rPr>
           <w:rFonts w:ascii="Calibri" w:cs="Calibri" w:eastAsia="Calibri" w:hAnsi="Calibri"/>
-          <w:color w:val="1D1D1B"/>
+          <w:color w:val="183A43"/>
           <w:sz w:val="22"/>
           <w:szCs w:val="22"/>
         </w:rPr>
@@ -2509,7 +2579,7 @@
       <w:r>
         <w:rPr>
           <w:rFonts w:ascii="Segoe UI Symbol" w:cs="Segoe UI Symbol" w:eastAsia="Segoe UI Symbol" w:hAnsi="Segoe UI Symbol"/>
-          <w:color w:val="5C5C5A"/>
+          <w:color w:val="52656A"/>
           <w:sz w:val="26"/>
           <w:szCs w:val="26"/>
         </w:rPr>
@@ -2518,7 +2588,7 @@
       <w:r>
         <w:rPr>
           <w:rFonts w:ascii="Calibri" w:cs="Calibri" w:eastAsia="Calibri" w:hAnsi="Calibri"/>
-          <w:color w:val="1D1D1B"/>
+          <w:color w:val="183A43"/>
           <w:sz w:val="22"/>
           <w:szCs w:val="22"/>
         </w:rPr>
@@ -2536,7 +2606,7 @@
       <w:r>
         <w:rPr>
           <w:rFonts w:ascii="Segoe UI Symbol" w:cs="Segoe UI Symbol" w:eastAsia="Segoe UI Symbol" w:hAnsi="Segoe UI Symbol"/>
-          <w:color w:val="5C5C5A"/>
+          <w:color w:val="52656A"/>
           <w:sz w:val="26"/>
           <w:szCs w:val="26"/>
         </w:rPr>
@@ -2545,7 +2615,7 @@
       <w:r>
         <w:rPr>
           <w:rFonts w:ascii="Calibri" w:cs="Calibri" w:eastAsia="Calibri" w:hAnsi="Calibri"/>
-          <w:color w:val="1D1D1B"/>
+          <w:color w:val="183A43"/>
           <w:sz w:val="22"/>
           <w:szCs w:val="22"/>
         </w:rPr>
@@ -2579,11 +2649,11 @@
             <w:tcW w:type="dxa" w:w="10080"/>
             <w:tcBorders>
               <w:top w:val="none" w:color="FFFFFF" w:sz="0"/>
-              <w:left w:val="single" w:color="EF7D00" w:sz="24"/>
+              <w:left w:val="single" w:color="F37012" w:sz="24"/>
               <w:bottom w:val="none" w:color="FFFFFF" w:sz="0"/>
               <w:right w:val="none" w:color="FFFFFF" w:sz="0"/>
             </w:tcBorders>
-            <w:shd w:fill="1D1D1B" w:color="auto" w:val="clear"/>
+            <w:shd w:fill="0D2227" w:color="auto" w:val="clear"/>
             <w:tcMar>
               <w:top w:type="dxa" w:w="240"/>
               <w:left w:type="dxa" w:w="300"/>
@@ -2600,7 +2670,7 @@
                 <w:rFonts w:ascii="Calibri" w:cs="Calibri" w:eastAsia="Calibri" w:hAnsi="Calibri"/>
                 <w:b/>
                 <w:bCs/>
-                <w:color w:val="EF7D00"/>
+                <w:color w:val="FFAD79"/>
                 <w:sz w:val="24"/>
                 <w:szCs w:val="24"/>
               </w:rPr>
@@ -2625,7 +2695,7 @@
             <w:r>
               <w:rPr>
                 <w:rFonts w:ascii="Calibri" w:cs="Calibri" w:eastAsia="Calibri" w:hAnsi="Calibri"/>
-                <w:color w:val="D1D5DB"/>
+                <w:color w:val="B4C4C6"/>
                 <w:sz w:val="18"/>
                 <w:szCs w:val="18"/>
               </w:rPr>
@@ -2695,7 +2765,7 @@
     <w:r>
       <w:rPr>
         <w:rFonts w:ascii="Calibri" w:cs="Calibri" w:eastAsia="Calibri" w:hAnsi="Calibri"/>
-        <w:color w:val="5C5C5A"/>
+        <w:color w:val="52656A"/>
         <w:sz w:val="16"/>
         <w:szCs w:val="16"/>
       </w:rPr>
@@ -2704,7 +2774,7 @@
     <w:r>
       <w:rPr>
         <w:rFonts w:ascii="Calibri" w:cs="Calibri" w:eastAsia="Calibri" w:hAnsi="Calibri"/>
-        <w:color w:val="5C5C5A"/>
+        <w:color w:val="52656A"/>
         <w:sz w:val="16"/>
         <w:szCs w:val="16"/>
       </w:rPr>
@@ -2713,7 +2783,7 @@
     <w:r>
       <w:rPr>
         <w:rFonts w:ascii="Calibri" w:cs="Calibri" w:eastAsia="Calibri" w:hAnsi="Calibri"/>
-        <w:color w:val="5C5C5A"/>
+        <w:color w:val="52656A"/>
         <w:sz w:val="16"/>
         <w:szCs w:val="16"/>
       </w:rPr>
@@ -2725,7 +2795,7 @@
     <w:r>
       <w:rPr>
         <w:rFonts w:ascii="Calibri" w:cs="Calibri" w:eastAsia="Calibri" w:hAnsi="Calibri"/>
-        <w:color w:val="5C5C5A"/>
+        <w:color w:val="52656A"/>
         <w:sz w:val="16"/>
         <w:szCs w:val="16"/>
       </w:rPr>
@@ -2734,7 +2804,7 @@
     <w:r>
       <w:rPr>
         <w:rFonts w:ascii="Calibri" w:cs="Calibri" w:eastAsia="Calibri" w:hAnsi="Calibri"/>
-        <w:color w:val="5C5C5A"/>
+        <w:color w:val="52656A"/>
         <w:sz w:val="16"/>
         <w:szCs w:val="16"/>
       </w:rPr>
@@ -2789,7 +2859,7 @@
   <w:p>
     <w:pPr>
       <w:pBdr>
-        <w:bottom w:val="single" w:color="E2E2DF" w:sz="4" w:space="6"/>
+        <w:bottom w:val="single" w:color="CAD6D0" w:sz="4" w:space="6"/>
       </w:pBdr>
       <w:tabs>
         <w:tab w:val="right" w:pos="10080"/>
@@ -2800,7 +2870,7 @@
         <w:rFonts w:ascii="Calibri" w:cs="Calibri" w:eastAsia="Calibri" w:hAnsi="Calibri"/>
         <w:b/>
         <w:bCs/>
-        <w:color w:val="A65200"/>
+        <w:color w:val="087F91"/>
         <w:sz w:val="17"/>
         <w:szCs w:val="17"/>
       </w:rPr>
@@ -2809,7 +2879,7 @@
     <w:r>
       <w:rPr>
         <w:rFonts w:ascii="Calibri" w:cs="Calibri" w:eastAsia="Calibri" w:hAnsi="Calibri"/>
-        <w:color w:val="5C5C5A"/>
+        <w:color w:val="52656A"/>
         <w:sz w:val="17"/>
         <w:szCs w:val="17"/>
       </w:rPr>
@@ -2820,7 +2890,7 @@
         <w:rFonts w:ascii="Calibri" w:cs="Calibri" w:eastAsia="Calibri" w:hAnsi="Calibri"/>
         <w:b/>
         <w:bCs/>
-        <w:color w:val="0A4A92"/>
+        <w:color w:val="183A43"/>
         <w:sz w:val="17"/>
         <w:szCs w:val="17"/>
       </w:rPr>
@@ -2929,7 +2999,7 @@
       <w:rPr>
         <w:b/>
         <w:bCs/>
-        <w:color w:val="EF7D00"/>
+        <w:color w:val="F37012"/>
       </w:rPr>
     </w:lvl>
   </w:abstractNum>
@@ -2954,7 +3024,7 @@
     <w:rPrDefault>
       <w:rPr>
         <w:rFonts w:ascii="Calibri" w:cs="Calibri" w:eastAsia="Calibri" w:hAnsi="Calibri"/>
-        <w:color w:val="1D1D1B"/>
+        <w:color w:val="183A43"/>
         <w:sz w:val="22"/>
         <w:szCs w:val="22"/>
       </w:rPr>
@@ -3134,7 +3204,7 @@
       <w:rFonts w:ascii="Calibri" w:cs="Calibri" w:eastAsia="Calibri" w:hAnsi="Calibri"/>
       <w:b/>
       <w:bCs/>
-      <w:color w:val="1D1D1B"/>
+      <w:color w:val="183A43"/>
       <w:sz w:val="28"/>
       <w:szCs w:val="28"/>
     </w:rPr>
@@ -3151,7 +3221,7 @@
       <w:rFonts w:ascii="Calibri" w:cs="Calibri" w:eastAsia="Calibri" w:hAnsi="Calibri"/>
       <w:b/>
       <w:bCs/>
-      <w:color w:val="1D1D1B"/>
+      <w:color w:val="183A43"/>
       <w:sz w:val="24"/>
       <w:szCs w:val="24"/>
     </w:rPr>
@@ -3168,7 +3238,7 @@
       <w:rFonts w:ascii="Calibri" w:cs="Calibri" w:eastAsia="Calibri" w:hAnsi="Calibri"/>
       <w:b/>
       <w:bCs/>
-      <w:color w:val="1D1D1B"/>
+      <w:color w:val="183A43"/>
       <w:sz w:val="23"/>
       <w:szCs w:val="23"/>
     </w:rPr>

--- a/word/Capsula_04_Diferencia_entre_recursos_y_actividades.docx
+++ b/word/Capsula_04_Diferencia_entre_recursos_y_actividades.docx
@@ -2624,87 +2624,21 @@
     </w:p>
     <w:p>
       <w:pPr>
-        <w:spacing w:after="240" w:before="0"/>
-      </w:pPr>
-    </w:p>
-    <w:tbl>
-      <w:tblPr>
-        <w:tblW w:type="dxa" w:w="10080"/>
-        <w:tblBorders>
-          <w:top w:val="none" w:color="FFFFFF" w:sz="0"/>
-          <w:left w:val="none" w:color="FFFFFF" w:sz="0"/>
-          <w:bottom w:val="none" w:color="FFFFFF" w:sz="0"/>
-          <w:right w:val="none" w:color="FFFFFF" w:sz="0"/>
-          <w:insideH w:val="none" w:color="FFFFFF" w:sz="0"/>
-          <w:insideV w:val="none" w:color="FFFFFF" w:sz="0"/>
-        </w:tblBorders>
-        <w:tblLayout w:type="fixed"/>
-      </w:tblPr>
-      <w:tblGrid>
-        <w:gridCol w:w="10080"/>
-      </w:tblGrid>
-      <w:tr>
-        <w:tc>
-          <w:tcPr>
-            <w:tcW w:type="dxa" w:w="10080"/>
-            <w:tcBorders>
-              <w:top w:val="none" w:color="FFFFFF" w:sz="0"/>
-              <w:left w:val="single" w:color="F37012" w:sz="24"/>
-              <w:bottom w:val="none" w:color="FFFFFF" w:sz="0"/>
-              <w:right w:val="none" w:color="FFFFFF" w:sz="0"/>
-            </w:tcBorders>
-            <w:shd w:fill="0D2227" w:color="auto" w:val="clear"/>
-            <w:tcMar>
-              <w:top w:type="dxa" w:w="240"/>
-              <w:left w:type="dxa" w:w="300"/>
-              <w:bottom w:type="dxa" w:w="240"/>
-              <w:right w:type="dxa" w:w="300"/>
-            </w:tcMar>
-          </w:tcPr>
-          <w:p>
-            <w:pPr>
-              <w:spacing w:after="60"/>
-            </w:pPr>
-            <w:r>
-              <w:rPr>
-                <w:rFonts w:ascii="Calibri" w:cs="Calibri" w:eastAsia="Calibri" w:hAnsi="Calibri"/>
-                <w:b/>
-                <w:bCs/>
-                <w:color w:val="FFAD79"/>
-                <w:sz w:val="24"/>
-                <w:szCs w:val="24"/>
-              </w:rPr>
-              <w:t xml:space="preserve">¿Necesitas acompañamiento?</w:t>
-            </w:r>
-          </w:p>
-          <w:p>
-            <w:pPr>
-              <w:spacing w:after="60"/>
-            </w:pPr>
-            <w:r>
-              <w:rPr>
-                <w:rFonts w:ascii="Calibri" w:cs="Calibri" w:eastAsia="Calibri" w:hAnsi="Calibri"/>
-                <w:color w:val="FFFFFF"/>
-                <w:sz w:val="21"/>
-                <w:szCs w:val="21"/>
-              </w:rPr>
-              <w:t xml:space="preserve">El equipo del CEA te ayuda a implementar esta cápsula en tu curso.</w:t>
-            </w:r>
-          </w:p>
-          <w:p>
-            <w:r>
-              <w:rPr>
-                <w:rFonts w:ascii="Calibri" w:cs="Calibri" w:eastAsia="Calibri" w:hAnsi="Calibri"/>
-                <w:color w:val="B4C4C6"/>
-                <w:sz w:val="18"/>
-                <w:szCs w:val="18"/>
-              </w:rPr>
-              <w:t xml:space="preserve">CEA · Centro de Innovación Pedagógica y Educación Digital — Universidad de San Buenaventura Cali</w:t>
-            </w:r>
-          </w:p>
-        </w:tc>
-      </w:tr>
-    </w:tbl>
+        <w:pBdr>
+          <w:top w:val="single" w:color="CAD6D0" w:sz="4" w:space="8"/>
+        </w:pBdr>
+        <w:spacing w:before="360"/>
+      </w:pPr>
+      <w:r>
+        <w:rPr>
+          <w:rFonts w:ascii="Calibri" w:cs="Calibri" w:eastAsia="Calibri" w:hAnsi="Calibri"/>
+          <w:color w:val="52656A"/>
+          <w:sz w:val="18"/>
+          <w:szCs w:val="18"/>
+        </w:rPr>
+        <w:t xml:space="preserve">CEA · Centro de Innovación Pedagógica y Educación Digital — Universidad de San Buenaventura Cali</w:t>
+      </w:r>
+    </w:p>
     <w:sectPr>
       <w:headerReference w:type="default" r:id="rId6"/>
       <w:footerReference w:type="default" r:id="rId7"/>

--- a/word/Capsula_04_Diferencia_entre_recursos_y_actividades.docx
+++ b/word/Capsula_04_Diferencia_entre_recursos_y_actividades.docx
@@ -253,7 +253,7 @@
                 <w:sz w:val="15"/>
                 <w:szCs w:val="15"/>
               </w:rPr>
-              <w:t xml:space="preserve">TIEMPO DE LECTURA</w:t>
+              <w:t xml:space="preserve">TIEMPO ESTIMADO</w:t>
             </w:r>
           </w:p>
           <w:p>
@@ -266,7 +266,7 @@
                 <w:sz w:val="20"/>
                 <w:szCs w:val="20"/>
               </w:rPr>
-              <w:t xml:space="preserve">15 min</w:t>
+              <w:t xml:space="preserve">15 min (lectura + práctica)</w:t>
             </w:r>
           </w:p>
         </w:tc>

--- a/word/Capsula_04_Diferencia_entre_recursos_y_actividades.docx
+++ b/word/Capsula_04_Diferencia_entre_recursos_y_actividades.docx
@@ -308,7 +308,7 @@
                 <w:sz w:val="20"/>
                 <w:szCs w:val="20"/>
               </w:rPr>
-              <w:t xml:space="preserve">Moodle 4.x</w:t>
+              <w:t xml:space="preserve">Moodle 4.5</w:t>
             </w:r>
           </w:p>
         </w:tc>
@@ -623,7 +623,7 @@
           <w:sz w:val="22"/>
           <w:szCs w:val="22"/>
         </w:rPr>
-        <w:t xml:space="preserve">Activa el Modo de edición y haz clic en Añadir una actividad o un recurso en cualquier sección.</w:t>
+        <w:t xml:space="preserve">Activa el Modo de edición y, al final de cualquier sección, haz clic en Añadir contenido › Actividad o recurso. Se abre el selector «Añadir una actividad o un recurso».</w:t>
       </w:r>
     </w:p>
     <w:p>
